--- a/exported_docs/URT上升趋势策略说明书_20260820-1.docx
+++ b/exported_docs/URT上升趋势策略说明书_20260820-1.docx
@@ -100,27 +100,17 @@
           <w:p>
             <w:pPr>
               <w:spacing w:before="60" w:after="60" w:line="324" w:lineRule="auto"/>
-            </w:pPr>
-            <w:r>
-              <w:rPr>
-                <w:rFonts w:ascii="Times New Roman" w:hAnsi="Times New Roman" w:cs="Times New Roman"/>
-                <w:sz w:val="21"/>
-              </w:rPr>
-              <w:t>策略说明与判定规则（供管理层审阅；对齐</w:t>
-            </w:r>
-            <w:r>
-              <w:rPr>
-                <w:rFonts w:ascii="Times New Roman" w:hAnsi="Times New Roman" w:cs="Times New Roman"/>
-                <w:sz w:val="21"/>
-              </w:rPr>
-              <w:t xml:space="preserve"> GMS </w:t>
-            </w:r>
-            <w:r>
-              <w:rPr>
-                <w:rFonts w:ascii="Times New Roman" w:hAnsi="Times New Roman" w:cs="Times New Roman"/>
-                <w:sz w:val="21"/>
-              </w:rPr>
-              <w:t>策略说明体例）</w:t>
+              <w:rPr>
+                <w:rFonts w:ascii="Times New Roman" w:hAnsi="Times New Roman" w:cs="Times New Roman"/>
+                <w:sz w:val="21"/>
+              </w:rPr>
+            </w:pPr>
+            <w:r>
+              <w:rPr>
+                <w:rFonts w:ascii="Times New Roman" w:hAnsi="Times New Roman" w:cs="Times New Roman" w:hint="eastAsia"/>
+                <w:sz w:val="21"/>
+              </w:rPr>
+              <w:t>策略说明与能力交付摘要</w:t>
             </w:r>
           </w:p>
         </w:tc>
@@ -508,15 +498,44 @@
     </w:p>
     <w:p>
       <w:pPr>
-        <w:spacing w:before="400" w:after="240" w:line="420" w:lineRule="auto"/>
+        <w:pStyle w:val="1"/>
+        <w:numPr>
+          <w:ilvl w:val="0"/>
+          <w:numId w:val="10"/>
+        </w:numPr>
+        <w:spacing w:after="240"/>
+        <w:rPr>
+          <w:rFonts w:ascii="宋体" w:eastAsia="宋体" w:hAnsi="宋体"/>
+          <w:sz w:val="36"/>
+        </w:rPr>
       </w:pPr>
       <w:r>
         <w:rPr>
-          <w:rFonts w:ascii="黑体" w:eastAsia="黑体" w:hAnsi="黑体" w:cs="黑体"/>
-          <w:b/>
-          <w:sz w:val="32"/>
-        </w:rPr>
-        <w:t>一、策略定义（Upward Right-side Trend）</w:t>
+          <w:rFonts w:ascii="宋体" w:eastAsia="宋体" w:hAnsi="宋体"/>
+          <w:sz w:val="36"/>
+        </w:rPr>
+        <w:t>策略定</w:t>
+      </w:r>
+      <w:r>
+        <w:rPr>
+          <w:rFonts w:ascii="宋体" w:eastAsia="宋体" w:hAnsi="宋体" w:cs="微软雅黑" w:hint="eastAsia"/>
+          <w:sz w:val="36"/>
+        </w:rPr>
+        <w:t>义</w:t>
+      </w:r>
+      <w:r>
+        <w:rPr>
+          <w:rFonts w:ascii="宋体" w:eastAsia="宋体" w:hAnsi="宋体" w:cs="MS Gothic" w:hint="eastAsia"/>
+          <w:sz w:val="36"/>
+        </w:rPr>
+        <w:t>（</w:t>
+      </w:r>
+      <w:r>
+        <w:rPr>
+          <w:rFonts w:ascii="宋体" w:eastAsia="宋体" w:hAnsi="宋体"/>
+          <w:sz w:val="36"/>
+        </w:rPr>
+        <w:t>Upward Right-side Trend）</w:t>
       </w:r>
     </w:p>
     <w:p>
@@ -694,7 +713,6 @@
         <w:rPr>
           <w:rFonts w:ascii="Times New Roman" w:hAnsi="Times New Roman" w:cs="Times New Roman"/>
         </w:rPr>
-        <w:lastRenderedPageBreak/>
         <w:t>与系统内</w:t>
       </w:r>
       <w:r>
@@ -762,6 +780,7 @@
                 <w:b/>
                 <w:sz w:val="21"/>
               </w:rPr>
+              <w:lastRenderedPageBreak/>
               <w:t>对比项</w:t>
             </w:r>
           </w:p>
@@ -1112,20 +1131,23 @@
     </w:tbl>
     <w:p>
       <w:pPr>
-        <w:spacing w:after="120" w:line="240" w:lineRule="auto"/>
+        <w:pStyle w:val="1"/>
+        <w:numPr>
+          <w:ilvl w:val="0"/>
+          <w:numId w:val="10"/>
+        </w:numPr>
+        <w:spacing w:after="240"/>
+        <w:rPr>
+          <w:rFonts w:ascii="宋体" w:eastAsia="宋体" w:hAnsi="宋体"/>
+          <w:sz w:val="36"/>
+        </w:rPr>
       </w:pPr>
-    </w:p>
-    <w:p>
-      <w:pPr>
-        <w:spacing w:before="400" w:after="240" w:line="420" w:lineRule="auto"/>
-      </w:pPr>
-      <w:r>
-        <w:rPr>
-          <w:rFonts w:ascii="黑体" w:eastAsia="黑体" w:hAnsi="黑体" w:cs="黑体"/>
-          <w:b/>
-          <w:sz w:val="32"/>
-        </w:rPr>
-        <w:t>二、投资理念与策略</w:t>
+      <w:r>
+        <w:rPr>
+          <w:rFonts w:ascii="宋体" w:eastAsia="宋体" w:hAnsi="宋体"/>
+          <w:sz w:val="36"/>
+        </w:rPr>
+        <w:t>投资理念与策略</w:t>
       </w:r>
     </w:p>
     <w:p>
@@ -1372,15 +1394,22 @@
     </w:p>
     <w:p>
       <w:pPr>
-        <w:spacing w:before="400" w:after="240" w:line="420" w:lineRule="auto"/>
+        <w:pStyle w:val="1"/>
+        <w:numPr>
+          <w:ilvl w:val="0"/>
+          <w:numId w:val="10"/>
+        </w:numPr>
+        <w:rPr>
+          <w:rFonts w:ascii="宋体" w:eastAsia="宋体" w:hAnsi="宋体"/>
+          <w:sz w:val="36"/>
+        </w:rPr>
       </w:pPr>
       <w:r>
         <w:rPr>
-          <w:rFonts w:ascii="黑体" w:eastAsia="黑体" w:hAnsi="黑体" w:cs="黑体"/>
-          <w:b/>
-          <w:sz w:val="32"/>
-        </w:rPr>
-        <w:t>三、核心量化指标体系</w:t>
+          <w:rFonts w:ascii="宋体" w:eastAsia="宋体" w:hAnsi="宋体"/>
+          <w:sz w:val="36"/>
+        </w:rPr>
+        <w:t>核心量化指标体系</w:t>
       </w:r>
     </w:p>
     <w:p>
@@ -1545,7 +1574,6 @@
                 <w:rFonts w:ascii="Times New Roman" w:hAnsi="Times New Roman" w:cs="Times New Roman"/>
                 <w:sz w:val="21"/>
               </w:rPr>
-              <w:lastRenderedPageBreak/>
               <w:t>MA20</w:t>
             </w:r>
           </w:p>
@@ -1784,6 +1812,7 @@
                 <w:rFonts w:ascii="Times New Roman" w:hAnsi="Times New Roman" w:cs="Times New Roman"/>
                 <w:sz w:val="21"/>
               </w:rPr>
+              <w:lastRenderedPageBreak/>
               <w:t>连阳规则</w:t>
             </w:r>
             <w:r>
@@ -2672,28 +2701,60 @@
     </w:p>
     <w:p>
       <w:pPr>
-        <w:spacing w:before="400" w:after="240" w:line="420" w:lineRule="auto"/>
+        <w:pStyle w:val="1"/>
+        <w:numPr>
+          <w:ilvl w:val="0"/>
+          <w:numId w:val="10"/>
+        </w:numPr>
+        <w:rPr>
+          <w:rFonts w:ascii="宋体" w:eastAsia="宋体" w:hAnsi="宋体"/>
+          <w:sz w:val="36"/>
+        </w:rPr>
       </w:pPr>
       <w:r>
         <w:rPr>
-          <w:rFonts w:ascii="黑体" w:eastAsia="黑体" w:hAnsi="黑体" w:cs="黑体"/>
-          <w:b/>
-          <w:sz w:val="32"/>
-        </w:rPr>
-        <w:t>四、正式买点判定规则</w:t>
+          <w:rFonts w:ascii="宋体" w:eastAsia="宋体" w:hAnsi="宋体"/>
+          <w:sz w:val="36"/>
+        </w:rPr>
+        <w:t>正式买点判定规则</w:t>
       </w:r>
     </w:p>
     <w:p>
       <w:pPr>
-        <w:spacing w:before="280" w:line="420" w:lineRule="auto"/>
+        <w:pStyle w:val="21"/>
+        <w:spacing w:after="240"/>
+        <w:rPr>
+          <w:rFonts w:ascii="宋体" w:eastAsia="宋体" w:hAnsi="宋体"/>
+          <w:sz w:val="32"/>
+        </w:rPr>
       </w:pPr>
       <w:r>
         <w:rPr>
-          <w:rFonts w:ascii="黑体" w:eastAsia="黑体" w:hAnsi="黑体" w:cs="黑体"/>
-          <w:b/>
-          <w:sz w:val="28"/>
-        </w:rPr>
-        <w:t>4.1 正式买点定义</w:t>
+          <w:rFonts w:ascii="宋体" w:eastAsia="宋体" w:hAnsi="宋体"/>
+          <w:sz w:val="32"/>
+        </w:rPr>
+        <w:t>4.1 正式</w:t>
+      </w:r>
+      <w:r>
+        <w:rPr>
+          <w:rFonts w:ascii="宋体" w:eastAsia="宋体" w:hAnsi="宋体" w:cs="微软雅黑" w:hint="eastAsia"/>
+          <w:sz w:val="32"/>
+        </w:rPr>
+        <w:t>买</w:t>
+      </w:r>
+      <w:r>
+        <w:rPr>
+          <w:rFonts w:ascii="宋体" w:eastAsia="宋体" w:hAnsi="宋体" w:cs="MS Gothic" w:hint="eastAsia"/>
+          <w:sz w:val="32"/>
+        </w:rPr>
+        <w:t>点定</w:t>
+      </w:r>
+      <w:r>
+        <w:rPr>
+          <w:rFonts w:ascii="宋体" w:eastAsia="宋体" w:hAnsi="宋体" w:cs="微软雅黑" w:hint="eastAsia"/>
+          <w:sz w:val="32"/>
+        </w:rPr>
+        <w:t>义</w:t>
       </w:r>
     </w:p>
     <w:p>
@@ -2791,7 +2852,6 @@
           <w:rFonts w:ascii="Consolas" w:hAnsi="Consolas" w:cs="Consolas"/>
           <w:sz w:val="20"/>
         </w:rPr>
-        <w:lastRenderedPageBreak/>
         <w:t xml:space="preserve">         AND </w:t>
       </w:r>
       <w:r>
@@ -2864,14 +2924,19 @@
     </w:p>
     <w:p>
       <w:pPr>
-        <w:spacing w:before="280" w:line="420" w:lineRule="auto"/>
+        <w:pStyle w:val="21"/>
+        <w:spacing w:after="240"/>
+        <w:rPr>
+          <w:rFonts w:ascii="宋体" w:eastAsia="宋体" w:hAnsi="宋体"/>
+          <w:sz w:val="32"/>
+        </w:rPr>
       </w:pPr>
       <w:r>
         <w:rPr>
-          <w:rFonts w:ascii="黑体" w:eastAsia="黑体" w:hAnsi="黑体" w:cs="黑体"/>
-          <w:b/>
-          <w:sz w:val="28"/>
-        </w:rPr>
+          <w:rFonts w:ascii="宋体" w:eastAsia="宋体" w:hAnsi="宋体"/>
+          <w:sz w:val="32"/>
+        </w:rPr>
+        <w:lastRenderedPageBreak/>
         <w:t>4.2 默认硬筛条件</w:t>
       </w:r>
     </w:p>
@@ -3457,13 +3522,17 @@
     </w:p>
     <w:p>
       <w:pPr>
-        <w:spacing w:before="280" w:line="420" w:lineRule="auto"/>
+        <w:pStyle w:val="21"/>
+        <w:spacing w:after="240"/>
+        <w:rPr>
+          <w:rFonts w:ascii="宋体" w:eastAsia="宋体" w:hAnsi="宋体"/>
+          <w:sz w:val="32"/>
+        </w:rPr>
       </w:pPr>
       <w:r>
         <w:rPr>
-          <w:rFonts w:ascii="黑体" w:eastAsia="黑体" w:hAnsi="黑体" w:cs="黑体"/>
-          <w:b/>
-          <w:sz w:val="28"/>
+          <w:rFonts w:ascii="宋体" w:eastAsia="宋体" w:hAnsi="宋体"/>
+          <w:sz w:val="32"/>
         </w:rPr>
         <w:t>4.3 结构硬闸（否决正式买点）</w:t>
       </w:r>
@@ -3825,7 +3894,6 @@
                 <w:rFonts w:ascii="Times New Roman" w:hAnsi="Times New Roman" w:cs="Times New Roman"/>
                 <w:sz w:val="21"/>
               </w:rPr>
-              <w:lastRenderedPageBreak/>
               <w:t>结构盈亏比</w:t>
             </w:r>
             <w:r>
@@ -3878,13 +3946,17 @@
     </w:p>
     <w:p>
       <w:pPr>
-        <w:spacing w:before="280" w:line="420" w:lineRule="auto"/>
+        <w:pStyle w:val="21"/>
+        <w:spacing w:after="240"/>
+        <w:rPr>
+          <w:rFonts w:ascii="宋体" w:eastAsia="宋体" w:hAnsi="宋体"/>
+          <w:sz w:val="32"/>
+        </w:rPr>
       </w:pPr>
       <w:r>
         <w:rPr>
-          <w:rFonts w:ascii="黑体" w:eastAsia="黑体" w:hAnsi="黑体" w:cs="黑体"/>
-          <w:b/>
-          <w:sz w:val="28"/>
+          <w:rFonts w:ascii="宋体" w:eastAsia="宋体" w:hAnsi="宋体"/>
+          <w:sz w:val="32"/>
         </w:rPr>
         <w:t>4.4 过热硬闸与提示</w:t>
       </w:r>
@@ -3983,6 +4055,7 @@
                 <w:rFonts w:ascii="Times New Roman" w:hAnsi="Times New Roman" w:cs="Times New Roman"/>
                 <w:sz w:val="21"/>
               </w:rPr>
+              <w:lastRenderedPageBreak/>
               <w:t>过热硬闸</w:t>
             </w:r>
           </w:p>
@@ -4181,13 +4254,17 @@
     </w:p>
     <w:p>
       <w:pPr>
-        <w:spacing w:before="280" w:line="420" w:lineRule="auto"/>
+        <w:pStyle w:val="21"/>
+        <w:spacing w:after="240"/>
+        <w:rPr>
+          <w:rFonts w:ascii="宋体" w:eastAsia="宋体" w:hAnsi="宋体"/>
+          <w:sz w:val="32"/>
+        </w:rPr>
       </w:pPr>
       <w:r>
         <w:rPr>
-          <w:rFonts w:ascii="黑体" w:eastAsia="黑体" w:hAnsi="黑体" w:cs="黑体"/>
-          <w:b/>
-          <w:sz w:val="28"/>
+          <w:rFonts w:ascii="宋体" w:eastAsia="宋体" w:hAnsi="宋体"/>
+          <w:sz w:val="32"/>
         </w:rPr>
         <w:t>4.5 正式买点与连阳补充</w:t>
       </w:r>
@@ -4543,13 +4620,17 @@
     </w:p>
     <w:p>
       <w:pPr>
-        <w:spacing w:before="280" w:line="420" w:lineRule="auto"/>
+        <w:pStyle w:val="21"/>
+        <w:spacing w:after="240"/>
+        <w:rPr>
+          <w:rFonts w:ascii="宋体" w:eastAsia="宋体" w:hAnsi="宋体"/>
+          <w:sz w:val="32"/>
+        </w:rPr>
       </w:pPr>
       <w:r>
         <w:rPr>
-          <w:rFonts w:ascii="黑体" w:eastAsia="黑体" w:hAnsi="黑体" w:cs="黑体"/>
-          <w:b/>
-          <w:sz w:val="28"/>
+          <w:rFonts w:ascii="宋体" w:eastAsia="宋体" w:hAnsi="宋体"/>
+          <w:sz w:val="32"/>
         </w:rPr>
         <w:t>4.6 判定流程（摘要）</w:t>
       </w:r>
@@ -4911,7 +4992,6 @@
         <w:rPr>
           <w:rFonts w:ascii="Times New Roman" w:hAnsi="Times New Roman" w:cs="Times New Roman"/>
         </w:rPr>
-        <w:lastRenderedPageBreak/>
         <w:t>说明：选股「全部</w:t>
       </w:r>
       <w:r>
@@ -4990,15 +5070,23 @@
     </w:p>
     <w:p>
       <w:pPr>
-        <w:spacing w:before="400" w:after="240" w:line="420" w:lineRule="auto"/>
+        <w:pStyle w:val="1"/>
+        <w:numPr>
+          <w:ilvl w:val="0"/>
+          <w:numId w:val="10"/>
+        </w:numPr>
+        <w:rPr>
+          <w:rFonts w:ascii="宋体" w:eastAsia="宋体" w:hAnsi="宋体"/>
+          <w:sz w:val="36"/>
+        </w:rPr>
       </w:pPr>
       <w:r>
         <w:rPr>
-          <w:rFonts w:ascii="黑体" w:eastAsia="黑体" w:hAnsi="黑体" w:cs="黑体"/>
-          <w:b/>
-          <w:sz w:val="32"/>
-        </w:rPr>
-        <w:t>五、评分决策系统（满分 100）</w:t>
+          <w:rFonts w:ascii="宋体" w:eastAsia="宋体" w:hAnsi="宋体"/>
+          <w:sz w:val="36"/>
+        </w:rPr>
+        <w:lastRenderedPageBreak/>
+        <w:t>评分决策系统（满分100）</w:t>
       </w:r>
     </w:p>
     <w:p>
@@ -5055,15 +5143,33 @@
     </w:p>
     <w:p>
       <w:pPr>
-        <w:spacing w:before="280" w:line="420" w:lineRule="auto"/>
+        <w:pStyle w:val="21"/>
+        <w:spacing w:after="240"/>
+        <w:rPr>
+          <w:rFonts w:ascii="宋体" w:eastAsia="宋体" w:hAnsi="宋体"/>
+          <w:sz w:val="32"/>
+        </w:rPr>
       </w:pPr>
       <w:r>
         <w:rPr>
-          <w:rFonts w:ascii="黑体" w:eastAsia="黑体" w:hAnsi="黑体" w:cs="黑体"/>
-          <w:b/>
-          <w:sz w:val="28"/>
-        </w:rPr>
-        <w:t>5.1 评分构成（缺省上限，约）</w:t>
+          <w:rFonts w:ascii="宋体" w:eastAsia="宋体" w:hAnsi="宋体"/>
+          <w:sz w:val="32"/>
+        </w:rPr>
+        <w:t xml:space="preserve">5.1 </w:t>
+      </w:r>
+      <w:r>
+        <w:rPr>
+          <w:rFonts w:ascii="宋体" w:eastAsia="宋体" w:hAnsi="宋体"/>
+          <w:sz w:val="32"/>
+        </w:rPr>
+        <w:t>评分构成（缺省上限</w:t>
+      </w:r>
+      <w:r>
+        <w:rPr>
+          <w:rFonts w:ascii="宋体" w:eastAsia="宋体" w:hAnsi="宋体"/>
+          <w:sz w:val="32"/>
+        </w:rPr>
+        <w:t>）</w:t>
       </w:r>
     </w:p>
     <w:tbl>
@@ -6275,15 +6381,7 @@
                 <w:rFonts w:ascii="Times New Roman" w:hAnsi="Times New Roman" w:cs="Times New Roman"/>
                 <w:sz w:val="21"/>
               </w:rPr>
-              <w:t>乖</w:t>
-            </w:r>
-            <w:r>
-              <w:rPr>
-                <w:rFonts w:ascii="Times New Roman" w:hAnsi="Times New Roman" w:cs="Times New Roman"/>
-                <w:sz w:val="21"/>
-              </w:rPr>
-              <w:lastRenderedPageBreak/>
-              <w:t>离</w:t>
+              <w:t>乖离</w:t>
             </w:r>
           </w:p>
         </w:tc>
@@ -6300,7 +6398,6 @@
                 <w:rFonts w:ascii="Times New Roman" w:hAnsi="Times New Roman" w:cs="Times New Roman"/>
                 <w:sz w:val="21"/>
               </w:rPr>
-              <w:lastRenderedPageBreak/>
               <w:t>约</w:t>
             </w:r>
             <w:r>
@@ -6349,15 +6446,7 @@
                 <w:rFonts w:ascii="Times New Roman" w:hAnsi="Times New Roman" w:cs="Times New Roman"/>
                 <w:sz w:val="21"/>
               </w:rPr>
-              <w:t>自软阈值起扣，逼</w:t>
-            </w:r>
-            <w:r>
-              <w:rPr>
-                <w:rFonts w:ascii="Times New Roman" w:hAnsi="Times New Roman" w:cs="Times New Roman"/>
-                <w:sz w:val="21"/>
-              </w:rPr>
-              <w:lastRenderedPageBreak/>
-              <w:t>近硬阈扣满</w:t>
+              <w:t>自软阈值起扣，逼近硬阈扣满</w:t>
             </w:r>
           </w:p>
         </w:tc>
@@ -6407,14 +6496,19 @@
     </w:p>
     <w:p>
       <w:pPr>
-        <w:spacing w:before="280" w:line="420" w:lineRule="auto"/>
+        <w:pStyle w:val="21"/>
+        <w:spacing w:after="240"/>
+        <w:rPr>
+          <w:rFonts w:ascii="宋体" w:eastAsia="宋体" w:hAnsi="宋体"/>
+          <w:sz w:val="32"/>
+        </w:rPr>
       </w:pPr>
       <w:r>
         <w:rPr>
-          <w:rFonts w:ascii="黑体" w:eastAsia="黑体" w:hAnsi="黑体" w:cs="黑体"/>
-          <w:b/>
-          <w:sz w:val="28"/>
-        </w:rPr>
+          <w:rFonts w:ascii="宋体" w:eastAsia="宋体" w:hAnsi="宋体"/>
+          <w:sz w:val="32"/>
+        </w:rPr>
+        <w:lastRenderedPageBreak/>
         <w:t>5.2 执行标准（业务口径）</w:t>
       </w:r>
     </w:p>
@@ -6678,28 +6772,55 @@
     </w:p>
     <w:p>
       <w:pPr>
-        <w:spacing w:before="400" w:after="240" w:line="420" w:lineRule="auto"/>
+        <w:pStyle w:val="1"/>
+        <w:numPr>
+          <w:ilvl w:val="0"/>
+          <w:numId w:val="10"/>
+        </w:numPr>
+        <w:rPr>
+          <w:rFonts w:ascii="宋体" w:eastAsia="宋体" w:hAnsi="宋体"/>
+          <w:sz w:val="36"/>
+        </w:rPr>
       </w:pPr>
       <w:r>
         <w:rPr>
-          <w:rFonts w:ascii="黑体" w:eastAsia="黑体" w:hAnsi="黑体" w:cs="黑体"/>
-          <w:b/>
-          <w:sz w:val="32"/>
-        </w:rPr>
-        <w:t>六、风险管理与退出机制</w:t>
+          <w:rFonts w:ascii="宋体" w:eastAsia="宋体" w:hAnsi="宋体"/>
+          <w:sz w:val="36"/>
+        </w:rPr>
+        <w:t>风险管理与退出机制</w:t>
       </w:r>
     </w:p>
     <w:p>
       <w:pPr>
-        <w:spacing w:before="280" w:line="420" w:lineRule="auto"/>
+        <w:pStyle w:val="21"/>
+        <w:spacing w:after="240"/>
+        <w:rPr>
+          <w:rFonts w:ascii="宋体" w:eastAsia="宋体" w:hAnsi="宋体"/>
+          <w:sz w:val="32"/>
+        </w:rPr>
       </w:pPr>
       <w:r>
         <w:rPr>
-          <w:rFonts w:ascii="黑体" w:eastAsia="黑体" w:hAnsi="黑体" w:cs="黑体"/>
-          <w:b/>
-          <w:sz w:val="28"/>
-        </w:rPr>
-        <w:t>6.1 买入规则（回测 / 交易纪律）</w:t>
+          <w:rFonts w:ascii="宋体" w:eastAsia="宋体" w:hAnsi="宋体"/>
+          <w:sz w:val="32"/>
+        </w:rPr>
+        <w:t>6.1 买入规则（回测</w:t>
+      </w:r>
+      <w:bookmarkStart w:id="0" w:name="_GoBack"/>
+      <w:bookmarkEnd w:id="0"/>
+      <w:r>
+        <w:rPr>
+          <w:rFonts w:ascii="宋体" w:eastAsia="宋体" w:hAnsi="宋体"/>
+          <w:sz w:val="32"/>
+        </w:rPr>
+        <w:t>/</w:t>
+      </w:r>
+      <w:r>
+        <w:rPr>
+          <w:rFonts w:ascii="宋体" w:eastAsia="宋体" w:hAnsi="宋体"/>
+          <w:sz w:val="32"/>
+        </w:rPr>
+        <w:t>交易纪律）</w:t>
       </w:r>
     </w:p>
     <w:tbl>
@@ -7013,13 +7134,17 @@
     </w:p>
     <w:p>
       <w:pPr>
-        <w:spacing w:before="280" w:line="420" w:lineRule="auto"/>
+        <w:pStyle w:val="21"/>
+        <w:spacing w:after="240"/>
+        <w:rPr>
+          <w:rFonts w:ascii="宋体" w:eastAsia="宋体" w:hAnsi="宋体"/>
+          <w:sz w:val="32"/>
+        </w:rPr>
       </w:pPr>
       <w:r>
         <w:rPr>
-          <w:rFonts w:ascii="黑体" w:eastAsia="黑体" w:hAnsi="黑体" w:cs="黑体"/>
-          <w:b/>
-          <w:sz w:val="28"/>
+          <w:rFonts w:ascii="宋体" w:eastAsia="宋体" w:hAnsi="宋体"/>
+          <w:sz w:val="32"/>
         </w:rPr>
         <w:t>6.2 目标涨幅判定（统计用）</w:t>
       </w:r>
@@ -7055,7 +7180,6 @@
                 <w:b/>
                 <w:sz w:val="21"/>
               </w:rPr>
-              <w:lastRenderedPageBreak/>
               <w:t>配置</w:t>
             </w:r>
           </w:p>
@@ -7285,14 +7409,19 @@
     </w:p>
     <w:p>
       <w:pPr>
-        <w:spacing w:before="280" w:line="420" w:lineRule="auto"/>
+        <w:pStyle w:val="21"/>
+        <w:spacing w:after="240"/>
+        <w:rPr>
+          <w:rFonts w:ascii="宋体" w:eastAsia="宋体" w:hAnsi="宋体"/>
+          <w:sz w:val="32"/>
+        </w:rPr>
       </w:pPr>
       <w:r>
         <w:rPr>
-          <w:rFonts w:ascii="黑体" w:eastAsia="黑体" w:hAnsi="黑体" w:cs="黑体"/>
-          <w:b/>
-          <w:sz w:val="28"/>
-        </w:rPr>
+          <w:rFonts w:ascii="宋体" w:eastAsia="宋体" w:hAnsi="宋体"/>
+          <w:sz w:val="32"/>
+        </w:rPr>
+        <w:lastRenderedPageBreak/>
         <w:t>6.3 三种出场模式</w:t>
       </w:r>
     </w:p>
@@ -7822,13 +7951,17 @@
     </w:p>
     <w:p>
       <w:pPr>
-        <w:spacing w:before="280" w:line="420" w:lineRule="auto"/>
+        <w:pStyle w:val="21"/>
+        <w:spacing w:after="240"/>
+        <w:rPr>
+          <w:rFonts w:ascii="宋体" w:eastAsia="宋体" w:hAnsi="宋体"/>
+          <w:sz w:val="32"/>
+        </w:rPr>
       </w:pPr>
       <w:r>
         <w:rPr>
-          <w:rFonts w:ascii="黑体" w:eastAsia="黑体" w:hAnsi="黑体" w:cs="黑体"/>
-          <w:b/>
-          <w:sz w:val="28"/>
+          <w:rFonts w:ascii="宋体" w:eastAsia="宋体" w:hAnsi="宋体"/>
+          <w:sz w:val="32"/>
         </w:rPr>
         <w:t>6.4 持仓期保护（结构出场，摘要）</w:t>
       </w:r>
@@ -7951,27 +8084,37 @@
     </w:p>
     <w:p>
       <w:pPr>
-        <w:spacing w:before="400" w:after="240" w:line="420" w:lineRule="auto"/>
+        <w:pStyle w:val="1"/>
+        <w:numPr>
+          <w:ilvl w:val="0"/>
+          <w:numId w:val="10"/>
+        </w:numPr>
+        <w:rPr>
+          <w:rFonts w:ascii="宋体" w:eastAsia="宋体" w:hAnsi="宋体"/>
+          <w:sz w:val="36"/>
+        </w:rPr>
       </w:pPr>
       <w:r>
         <w:rPr>
-          <w:rFonts w:ascii="黑体" w:eastAsia="黑体" w:hAnsi="黑体" w:cs="黑体"/>
-          <w:b/>
-          <w:sz w:val="32"/>
-        </w:rPr>
-        <w:lastRenderedPageBreak/>
-        <w:t>七、业务适用范围与作业节奏</w:t>
+          <w:rFonts w:ascii="宋体" w:eastAsia="宋体" w:hAnsi="宋体"/>
+          <w:sz w:val="36"/>
+        </w:rPr>
+        <w:t>业务适用范围与作业节奏</w:t>
       </w:r>
     </w:p>
     <w:p>
       <w:pPr>
-        <w:spacing w:before="280" w:line="420" w:lineRule="auto"/>
+        <w:pStyle w:val="21"/>
+        <w:spacing w:after="240"/>
+        <w:rPr>
+          <w:rFonts w:ascii="宋体" w:eastAsia="宋体" w:hAnsi="宋体"/>
+          <w:sz w:val="32"/>
+        </w:rPr>
       </w:pPr>
       <w:r>
         <w:rPr>
-          <w:rFonts w:ascii="黑体" w:eastAsia="黑体" w:hAnsi="黑体" w:cs="黑体"/>
-          <w:b/>
-          <w:sz w:val="28"/>
+          <w:rFonts w:ascii="宋体" w:eastAsia="宋体" w:hAnsi="宋体"/>
+          <w:sz w:val="32"/>
         </w:rPr>
         <w:t>7.1 适用范围</w:t>
       </w:r>
@@ -8116,6 +8259,7 @@
                 <w:rFonts w:ascii="Times New Roman" w:hAnsi="Times New Roman" w:cs="Times New Roman"/>
                 <w:sz w:val="21"/>
               </w:rPr>
+              <w:lastRenderedPageBreak/>
               <w:t>日报推送</w:t>
             </w:r>
           </w:p>
@@ -8299,13 +8443,17 @@
     </w:p>
     <w:p>
       <w:pPr>
-        <w:spacing w:before="280" w:line="420" w:lineRule="auto"/>
+        <w:pStyle w:val="21"/>
+        <w:spacing w:after="240"/>
+        <w:rPr>
+          <w:rFonts w:ascii="宋体" w:eastAsia="宋体" w:hAnsi="宋体"/>
+          <w:sz w:val="32"/>
+        </w:rPr>
       </w:pPr>
       <w:r>
         <w:rPr>
-          <w:rFonts w:ascii="黑体" w:eastAsia="黑体" w:hAnsi="黑体" w:cs="黑体"/>
-          <w:b/>
-          <w:sz w:val="28"/>
+          <w:rFonts w:ascii="宋体" w:eastAsia="宋体" w:hAnsi="宋体"/>
+          <w:sz w:val="32"/>
         </w:rPr>
         <w:t>7.2 A 股板块与候选过滤</w:t>
       </w:r>
@@ -8459,13 +8607,17 @@
     </w:p>
     <w:p>
       <w:pPr>
-        <w:spacing w:before="280" w:line="420" w:lineRule="auto"/>
+        <w:pStyle w:val="21"/>
+        <w:spacing w:after="240"/>
+        <w:rPr>
+          <w:rFonts w:ascii="宋体" w:eastAsia="宋体" w:hAnsi="宋体"/>
+          <w:sz w:val="32"/>
+        </w:rPr>
       </w:pPr>
       <w:r>
         <w:rPr>
-          <w:rFonts w:ascii="黑体" w:eastAsia="黑体" w:hAnsi="黑体" w:cs="黑体"/>
-          <w:b/>
-          <w:sz w:val="28"/>
+          <w:rFonts w:ascii="宋体" w:eastAsia="宋体" w:hAnsi="宋体"/>
+          <w:sz w:val="32"/>
         </w:rPr>
         <w:t>7.3 参数版本管理</w:t>
       </w:r>
@@ -8565,13 +8717,17 @@
     </w:p>
     <w:p>
       <w:pPr>
-        <w:spacing w:before="280" w:line="420" w:lineRule="auto"/>
+        <w:pStyle w:val="21"/>
+        <w:spacing w:after="240"/>
+        <w:rPr>
+          <w:rFonts w:ascii="宋体" w:eastAsia="宋体" w:hAnsi="宋体"/>
+          <w:sz w:val="32"/>
+        </w:rPr>
       </w:pPr>
       <w:r>
         <w:rPr>
-          <w:rFonts w:ascii="黑体" w:eastAsia="黑体" w:hAnsi="黑体" w:cs="黑体"/>
-          <w:b/>
-          <w:sz w:val="28"/>
+          <w:rFonts w:ascii="宋体" w:eastAsia="宋体" w:hAnsi="宋体"/>
+          <w:sz w:val="32"/>
         </w:rPr>
         <w:t>7.4 日终作业节奏（工作日）</w:t>
       </w:r>
@@ -8608,7 +8764,6 @@
                 <w:b/>
                 <w:sz w:val="21"/>
               </w:rPr>
-              <w:lastRenderedPageBreak/>
               <w:t>作业</w:t>
             </w:r>
           </w:p>
@@ -8851,7 +9006,7 @@
                 <w:rFonts w:ascii="Times New Roman" w:hAnsi="Times New Roman" w:cs="Times New Roman"/>
                 <w:sz w:val="21"/>
               </w:rPr>
-              <w:t>建议约</w:t>
+              <w:t>约</w:t>
             </w:r>
             <w:r>
               <w:rPr>
@@ -8910,15 +9065,23 @@
     </w:p>
     <w:p>
       <w:pPr>
-        <w:spacing w:before="400" w:after="240" w:line="420" w:lineRule="auto"/>
+        <w:pStyle w:val="1"/>
+        <w:numPr>
+          <w:ilvl w:val="0"/>
+          <w:numId w:val="10"/>
+        </w:numPr>
+        <w:rPr>
+          <w:rFonts w:ascii="宋体" w:eastAsia="宋体" w:hAnsi="宋体"/>
+          <w:sz w:val="36"/>
+        </w:rPr>
       </w:pPr>
       <w:r>
         <w:rPr>
-          <w:rFonts w:ascii="黑体" w:eastAsia="黑体" w:hAnsi="黑体" w:cs="黑体"/>
-          <w:b/>
-          <w:sz w:val="32"/>
-        </w:rPr>
-        <w:t>八、能力交付清单</w:t>
+          <w:rFonts w:ascii="宋体" w:eastAsia="宋体" w:hAnsi="宋体"/>
+          <w:sz w:val="36"/>
+        </w:rPr>
+        <w:lastRenderedPageBreak/>
+        <w:t>能力交付清单</w:t>
       </w:r>
     </w:p>
     <w:p>
@@ -8992,13 +9155,17 @@
     </w:p>
     <w:p>
       <w:pPr>
-        <w:spacing w:before="280" w:line="420" w:lineRule="auto"/>
+        <w:pStyle w:val="21"/>
+        <w:spacing w:after="240"/>
+        <w:rPr>
+          <w:rFonts w:ascii="宋体" w:eastAsia="宋体" w:hAnsi="宋体"/>
+          <w:sz w:val="32"/>
+        </w:rPr>
       </w:pPr>
       <w:r>
         <w:rPr>
-          <w:rFonts w:ascii="黑体" w:eastAsia="黑体" w:hAnsi="黑体" w:cs="黑体"/>
-          <w:b/>
-          <w:sz w:val="28"/>
+          <w:rFonts w:ascii="宋体" w:eastAsia="宋体" w:hAnsi="宋体"/>
+          <w:sz w:val="32"/>
         </w:rPr>
         <w:t>8.1 已交付</w:t>
       </w:r>
@@ -9548,15 +9715,7 @@
                 <w:rFonts w:ascii="Times New Roman" w:hAnsi="Times New Roman" w:cs="Times New Roman"/>
                 <w:sz w:val="21"/>
               </w:rPr>
-              <w:t>正式交</w:t>
-            </w:r>
-            <w:r>
-              <w:rPr>
-                <w:rFonts w:ascii="Times New Roman" w:hAnsi="Times New Roman" w:cs="Times New Roman"/>
-                <w:sz w:val="21"/>
-              </w:rPr>
-              <w:lastRenderedPageBreak/>
-              <w:t>易」</w:t>
+              <w:t>正式交易」</w:t>
             </w:r>
           </w:p>
         </w:tc>
@@ -9573,7 +9732,6 @@
                 <w:rFonts w:ascii="Times New Roman" w:hAnsi="Times New Roman" w:cs="Times New Roman"/>
                 <w:sz w:val="21"/>
               </w:rPr>
-              <w:lastRenderedPageBreak/>
               <w:t>已交付</w:t>
             </w:r>
           </w:p>
@@ -9883,6 +10041,7 @@
                 <w:rFonts w:ascii="Times New Roman" w:hAnsi="Times New Roman" w:cs="Times New Roman"/>
                 <w:sz w:val="21"/>
               </w:rPr>
+              <w:lastRenderedPageBreak/>
               <w:t>个股入口</w:t>
             </w:r>
           </w:p>
@@ -9944,13 +10103,17 @@
     </w:p>
     <w:p>
       <w:pPr>
-        <w:spacing w:before="280" w:line="420" w:lineRule="auto"/>
+        <w:pStyle w:val="21"/>
+        <w:spacing w:after="240"/>
+        <w:rPr>
+          <w:rFonts w:ascii="宋体" w:eastAsia="宋体" w:hAnsi="宋体"/>
+          <w:sz w:val="32"/>
+        </w:rPr>
       </w:pPr>
       <w:r>
         <w:rPr>
-          <w:rFonts w:ascii="黑体" w:eastAsia="黑体" w:hAnsi="黑体" w:cs="黑体"/>
-          <w:b/>
-          <w:sz w:val="28"/>
+          <w:rFonts w:ascii="宋体" w:eastAsia="宋体" w:hAnsi="宋体"/>
+          <w:sz w:val="32"/>
         </w:rPr>
         <w:t>8.2 有条件可用</w:t>
       </w:r>
@@ -10224,13 +10387,17 @@
     </w:p>
     <w:p>
       <w:pPr>
-        <w:spacing w:before="280" w:line="420" w:lineRule="auto"/>
+        <w:pStyle w:val="21"/>
+        <w:spacing w:after="240"/>
+        <w:rPr>
+          <w:rFonts w:ascii="宋体" w:eastAsia="宋体" w:hAnsi="宋体"/>
+          <w:sz w:val="32"/>
+        </w:rPr>
       </w:pPr>
       <w:r>
         <w:rPr>
-          <w:rFonts w:ascii="黑体" w:eastAsia="黑体" w:hAnsi="黑体" w:cs="黑体"/>
-          <w:b/>
-          <w:sz w:val="28"/>
+          <w:rFonts w:ascii="宋体" w:eastAsia="宋体" w:hAnsi="宋体"/>
+          <w:sz w:val="32"/>
         </w:rPr>
         <w:t>8.3 未纳入范围</w:t>
       </w:r>
@@ -10352,13 +10519,17 @@
     </w:p>
     <w:p>
       <w:pPr>
-        <w:spacing w:before="280" w:line="420" w:lineRule="auto"/>
+        <w:pStyle w:val="21"/>
+        <w:spacing w:after="240"/>
+        <w:rPr>
+          <w:rFonts w:ascii="宋体" w:eastAsia="宋体" w:hAnsi="宋体"/>
+          <w:sz w:val="32"/>
+        </w:rPr>
       </w:pPr>
       <w:r>
         <w:rPr>
-          <w:rFonts w:ascii="黑体" w:eastAsia="黑体" w:hAnsi="黑体" w:cs="黑体"/>
-          <w:b/>
-          <w:sz w:val="28"/>
+          <w:rFonts w:ascii="宋体" w:eastAsia="宋体" w:hAnsi="宋体"/>
+          <w:sz w:val="32"/>
         </w:rPr>
         <w:t>8.4 交付结论</w:t>
       </w:r>
@@ -10372,7 +10543,6 @@
         <w:rPr>
           <w:rFonts w:ascii="Times New Roman" w:hAnsi="Times New Roman" w:cs="Times New Roman"/>
         </w:rPr>
-        <w:lastRenderedPageBreak/>
         <w:t>面向</w:t>
       </w:r>
       <w:r>
@@ -10390,26 +10560,37 @@
     </w:p>
     <w:p>
       <w:pPr>
-        <w:spacing w:before="400" w:after="240" w:line="420" w:lineRule="auto"/>
+        <w:pStyle w:val="1"/>
+        <w:numPr>
+          <w:ilvl w:val="0"/>
+          <w:numId w:val="10"/>
+        </w:numPr>
+        <w:rPr>
+          <w:rFonts w:ascii="宋体" w:eastAsia="宋体" w:hAnsi="宋体"/>
+          <w:sz w:val="36"/>
+        </w:rPr>
       </w:pPr>
       <w:r>
         <w:rPr>
-          <w:rFonts w:ascii="黑体" w:eastAsia="黑体" w:hAnsi="黑体" w:cs="黑体"/>
-          <w:b/>
-          <w:sz w:val="32"/>
-        </w:rPr>
-        <w:t>九、系统界面与操作入口</w:t>
+          <w:rFonts w:ascii="宋体" w:eastAsia="宋体" w:hAnsi="宋体"/>
+          <w:sz w:val="36"/>
+        </w:rPr>
+        <w:t>系统界面与操作入口</w:t>
       </w:r>
     </w:p>
     <w:p>
       <w:pPr>
-        <w:spacing w:before="280" w:line="420" w:lineRule="auto"/>
+        <w:pStyle w:val="21"/>
+        <w:spacing w:after="240"/>
+        <w:rPr>
+          <w:rFonts w:ascii="宋体" w:eastAsia="宋体" w:hAnsi="宋体"/>
+          <w:sz w:val="32"/>
+        </w:rPr>
       </w:pPr>
       <w:r>
         <w:rPr>
-          <w:rFonts w:ascii="黑体" w:eastAsia="黑体" w:hAnsi="黑体" w:cs="黑体"/>
-          <w:b/>
-          <w:sz w:val="28"/>
+          <w:rFonts w:ascii="宋体" w:eastAsia="宋体" w:hAnsi="宋体"/>
+          <w:sz w:val="32"/>
         </w:rPr>
         <w:t>9.1 用户端</w:t>
       </w:r>
@@ -10592,6 +10773,7 @@
                 <w:rFonts w:ascii="Times New Roman" w:hAnsi="Times New Roman" w:cs="Times New Roman"/>
                 <w:sz w:val="21"/>
               </w:rPr>
+              <w:lastRenderedPageBreak/>
               <w:t>信号历史</w:t>
             </w:r>
           </w:p>
@@ -10893,18 +11075,29 @@
       <w:r>
         <w:rPr>
           <w:rFonts w:ascii="Times New Roman" w:hAnsi="Times New Roman" w:cs="Times New Roman"/>
-        </w:rPr>
-        <w:t>操作要求：变更选股范围、板块、参数版本或相关筛选项后，须执行「刷新筛选」后方重新计算。</w:t>
+          <w:b/>
+        </w:rPr>
+        <w:t>操作要求：</w:t>
+      </w:r>
+      <w:r>
+        <w:rPr>
+          <w:rFonts w:ascii="Times New Roman" w:hAnsi="Times New Roman" w:cs="Times New Roman"/>
+        </w:rPr>
+        <w:t>变更选股范围、板块、参数版本或相关筛选项后，须执行「刷新筛选」后方重新计算。</w:t>
       </w:r>
     </w:p>
     <w:p>
       <w:pPr>
         <w:spacing w:line="420" w:lineRule="auto"/>
         <w:ind w:firstLine="420"/>
+        <w:rPr>
+          <w:b/>
+        </w:rPr>
       </w:pPr>
       <w:r>
         <w:rPr>
           <w:rFonts w:hint="eastAsia"/>
+          <w:b/>
           <w:lang w:eastAsia="zh-CN"/>
         </w:rPr>
         <w:t>界面示意：</w:t>
@@ -10913,19 +11106,17 @@
     <w:p>
       <w:pPr>
         <w:spacing w:line="420" w:lineRule="auto"/>
-        <w:ind w:firstLine="420"/>
       </w:pPr>
       <w:r>
         <w:rPr>
           <w:noProof/>
           <w:lang w:eastAsia="zh-CN"/>
         </w:rPr>
-        <w:lastRenderedPageBreak/>
         <w:drawing>
           <wp:inline distT="0" distB="0" distL="0" distR="0">
-            <wp:extent cx="5278120" cy="4266565"/>
-            <wp:effectExtent l="0" t="0" r="0" b="635"/>
-            <wp:docPr id="1" name="图片 1"/>
+            <wp:extent cx="5278120" cy="3917315"/>
+            <wp:effectExtent l="0" t="0" r="0" b="6985"/>
+            <wp:docPr id="2" name="图片 2"/>
             <wp:cNvGraphicFramePr>
               <a:graphicFrameLocks xmlns:a="http://schemas.openxmlformats.org/drawingml/2006/main" noChangeAspect="1"/>
             </wp:cNvGraphicFramePr>
@@ -10933,7 +11124,7 @@
               <a:graphicData uri="http://schemas.openxmlformats.org/drawingml/2006/picture">
                 <pic:pic xmlns:pic="http://schemas.openxmlformats.org/drawingml/2006/picture">
                   <pic:nvPicPr>
-                    <pic:cNvPr id="1" name="screencapture-localhost-8000-screening-html-2026-08-20-10_44_30.png"/>
+                    <pic:cNvPr id="2" name="screencapture-localhost-8000-screening-html-2026-08-20-16_32_45.png"/>
                     <pic:cNvPicPr/>
                   </pic:nvPicPr>
                   <pic:blipFill>
@@ -10951,7 +11142,7 @@
                   <pic:spPr>
                     <a:xfrm>
                       <a:off x="0" y="0"/>
-                      <a:ext cx="5278120" cy="4266565"/>
+                      <a:ext cx="5278120" cy="3917315"/>
                     </a:xfrm>
                     <a:prstGeom prst="rect">
                       <a:avLst/>
@@ -10963,18 +11154,126 @@
           </wp:inline>
         </w:drawing>
       </w:r>
-      <w:bookmarkStart w:id="0" w:name="_GoBack"/>
-      <w:bookmarkEnd w:id="0"/>
     </w:p>
     <w:p>
       <w:pPr>
-        <w:spacing w:before="280" w:line="420" w:lineRule="auto"/>
+        <w:spacing w:line="420" w:lineRule="auto"/>
       </w:pPr>
       <w:r>
         <w:rPr>
-          <w:rFonts w:ascii="黑体" w:eastAsia="黑体" w:hAnsi="黑体" w:cs="黑体"/>
-          <w:b/>
-          <w:sz w:val="28"/>
+          <w:noProof/>
+          <w:lang w:eastAsia="zh-CN"/>
+        </w:rPr>
+        <w:lastRenderedPageBreak/>
+        <w:drawing>
+          <wp:inline distT="0" distB="0" distL="0" distR="0">
+            <wp:extent cx="5278120" cy="8783320"/>
+            <wp:effectExtent l="0" t="0" r="0" b="0"/>
+            <wp:docPr id="3" name="图片 3"/>
+            <wp:cNvGraphicFramePr>
+              <a:graphicFrameLocks xmlns:a="http://schemas.openxmlformats.org/drawingml/2006/main" noChangeAspect="1"/>
+            </wp:cNvGraphicFramePr>
+            <a:graphic xmlns:a="http://schemas.openxmlformats.org/drawingml/2006/main">
+              <a:graphicData uri="http://schemas.openxmlformats.org/drawingml/2006/picture">
+                <pic:pic xmlns:pic="http://schemas.openxmlformats.org/drawingml/2006/picture">
+                  <pic:nvPicPr>
+                    <pic:cNvPr id="3" name="screencapture-localhost-8000-screening-html-2026-08-20-16_33_33.png"/>
+                    <pic:cNvPicPr/>
+                  </pic:nvPicPr>
+                  <pic:blipFill>
+                    <a:blip r:embed="rId9">
+                      <a:extLst>
+                        <a:ext uri="{28A0092B-C50C-407E-A947-70E740481C1C}">
+                          <a14:useLocalDpi xmlns:a14="http://schemas.microsoft.com/office/drawing/2010/main" val="0"/>
+                        </a:ext>
+                      </a:extLst>
+                    </a:blip>
+                    <a:stretch>
+                      <a:fillRect/>
+                    </a:stretch>
+                  </pic:blipFill>
+                  <pic:spPr>
+                    <a:xfrm>
+                      <a:off x="0" y="0"/>
+                      <a:ext cx="5278120" cy="8783320"/>
+                    </a:xfrm>
+                    <a:prstGeom prst="rect">
+                      <a:avLst/>
+                    </a:prstGeom>
+                  </pic:spPr>
+                </pic:pic>
+              </a:graphicData>
+            </a:graphic>
+          </wp:inline>
+        </w:drawing>
+      </w:r>
+    </w:p>
+    <w:p>
+      <w:pPr>
+        <w:spacing w:line="420" w:lineRule="auto"/>
+      </w:pPr>
+      <w:r>
+        <w:rPr>
+          <w:noProof/>
+          <w:lang w:eastAsia="zh-CN"/>
+        </w:rPr>
+        <w:lastRenderedPageBreak/>
+        <w:drawing>
+          <wp:inline distT="0" distB="0" distL="0" distR="0">
+            <wp:extent cx="5278120" cy="4686935"/>
+            <wp:effectExtent l="0" t="0" r="0" b="0"/>
+            <wp:docPr id="4" name="图片 4"/>
+            <wp:cNvGraphicFramePr>
+              <a:graphicFrameLocks xmlns:a="http://schemas.openxmlformats.org/drawingml/2006/main" noChangeAspect="1"/>
+            </wp:cNvGraphicFramePr>
+            <a:graphic xmlns:a="http://schemas.openxmlformats.org/drawingml/2006/main">
+              <a:graphicData uri="http://schemas.openxmlformats.org/drawingml/2006/picture">
+                <pic:pic xmlns:pic="http://schemas.openxmlformats.org/drawingml/2006/picture">
+                  <pic:nvPicPr>
+                    <pic:cNvPr id="4" name="screencapture-localhost-8000-stock-urt-trace-html-2026-08-20-16_35_40.png"/>
+                    <pic:cNvPicPr/>
+                  </pic:nvPicPr>
+                  <pic:blipFill>
+                    <a:blip r:embed="rId10">
+                      <a:extLst>
+                        <a:ext uri="{28A0092B-C50C-407E-A947-70E740481C1C}">
+                          <a14:useLocalDpi xmlns:a14="http://schemas.microsoft.com/office/drawing/2010/main" val="0"/>
+                        </a:ext>
+                      </a:extLst>
+                    </a:blip>
+                    <a:stretch>
+                      <a:fillRect/>
+                    </a:stretch>
+                  </pic:blipFill>
+                  <pic:spPr>
+                    <a:xfrm>
+                      <a:off x="0" y="0"/>
+                      <a:ext cx="5278120" cy="4686935"/>
+                    </a:xfrm>
+                    <a:prstGeom prst="rect">
+                      <a:avLst/>
+                    </a:prstGeom>
+                  </pic:spPr>
+                </pic:pic>
+              </a:graphicData>
+            </a:graphic>
+          </wp:inline>
+        </w:drawing>
+      </w:r>
+    </w:p>
+    <w:p>
+      <w:pPr>
+        <w:pStyle w:val="21"/>
+        <w:spacing w:after="240"/>
+        <w:rPr>
+          <w:rFonts w:ascii="宋体" w:eastAsia="宋体" w:hAnsi="宋体"/>
+          <w:sz w:val="32"/>
+        </w:rPr>
+      </w:pPr>
+      <w:r>
+        <w:rPr>
+          <w:rFonts w:ascii="宋体" w:eastAsia="宋体" w:hAnsi="宋体"/>
+          <w:sz w:val="32"/>
         </w:rPr>
         <w:t>9.2 管理端</w:t>
       </w:r>
@@ -11291,7 +11590,15 @@
                 <w:rFonts w:ascii="Times New Roman" w:hAnsi="Times New Roman" w:cs="Times New Roman"/>
                 <w:sz w:val="21"/>
               </w:rPr>
-              <w:t>按交易日、市场、参数版本补齐全市场信号缓存</w:t>
+              <w:t>按交易日、市场、参数版本补齐全市场信</w:t>
+            </w:r>
+            <w:r>
+              <w:rPr>
+                <w:rFonts w:ascii="Times New Roman" w:hAnsi="Times New Roman" w:cs="Times New Roman"/>
+                <w:sz w:val="21"/>
+              </w:rPr>
+              <w:lastRenderedPageBreak/>
+              <w:t>号缓存</w:t>
             </w:r>
           </w:p>
         </w:tc>
@@ -11306,6 +11613,9 @@
       <w:pPr>
         <w:spacing w:line="420" w:lineRule="auto"/>
         <w:ind w:firstLine="420"/>
+        <w:rPr>
+          <w:rFonts w:ascii="Times New Roman" w:hAnsi="Times New Roman" w:cs="Times New Roman"/>
+        </w:rPr>
       </w:pPr>
       <w:r>
         <w:rPr>
@@ -11316,15 +11626,211 @@
     </w:p>
     <w:p>
       <w:pPr>
-        <w:spacing w:before="280" w:line="420" w:lineRule="auto"/>
+        <w:spacing w:line="420" w:lineRule="auto"/>
+        <w:ind w:firstLine="420"/>
+        <w:rPr>
+          <w:b/>
+        </w:rPr>
       </w:pPr>
       <w:r>
         <w:rPr>
-          <w:rFonts w:ascii="黑体" w:eastAsia="黑体" w:hAnsi="黑体" w:cs="黑体"/>
+          <w:rFonts w:hint="eastAsia"/>
           <w:b/>
-          <w:sz w:val="28"/>
-        </w:rPr>
+          <w:lang w:eastAsia="zh-CN"/>
+        </w:rPr>
+        <w:t>界面示意：</w:t>
+      </w:r>
+    </w:p>
+    <w:p>
+      <w:pPr>
+        <w:spacing w:line="420" w:lineRule="auto"/>
+      </w:pPr>
+      <w:r>
+        <w:rPr>
+          <w:noProof/>
+          <w:lang w:eastAsia="zh-CN"/>
+        </w:rPr>
+        <w:drawing>
+          <wp:inline distT="0" distB="0" distL="0" distR="0">
+            <wp:extent cx="5278120" cy="5572125"/>
+            <wp:effectExtent l="0" t="0" r="0" b="9525"/>
+            <wp:docPr id="5" name="图片 5"/>
+            <wp:cNvGraphicFramePr>
+              <a:graphicFrameLocks xmlns:a="http://schemas.openxmlformats.org/drawingml/2006/main" noChangeAspect="1"/>
+            </wp:cNvGraphicFramePr>
+            <a:graphic xmlns:a="http://schemas.openxmlformats.org/drawingml/2006/main">
+              <a:graphicData uri="http://schemas.openxmlformats.org/drawingml/2006/picture">
+                <pic:pic xmlns:pic="http://schemas.openxmlformats.org/drawingml/2006/picture">
+                  <pic:nvPicPr>
+                    <pic:cNvPr id="5" name="screencapture-localhost-8001-urt-management-2026-08-20-16_38_05.png"/>
+                    <pic:cNvPicPr/>
+                  </pic:nvPicPr>
+                  <pic:blipFill>
+                    <a:blip r:embed="rId11">
+                      <a:extLst>
+                        <a:ext uri="{28A0092B-C50C-407E-A947-70E740481C1C}">
+                          <a14:useLocalDpi xmlns:a14="http://schemas.microsoft.com/office/drawing/2010/main" val="0"/>
+                        </a:ext>
+                      </a:extLst>
+                    </a:blip>
+                    <a:stretch>
+                      <a:fillRect/>
+                    </a:stretch>
+                  </pic:blipFill>
+                  <pic:spPr>
+                    <a:xfrm>
+                      <a:off x="0" y="0"/>
+                      <a:ext cx="5278120" cy="5572125"/>
+                    </a:xfrm>
+                    <a:prstGeom prst="rect">
+                      <a:avLst/>
+                    </a:prstGeom>
+                  </pic:spPr>
+                </pic:pic>
+              </a:graphicData>
+            </a:graphic>
+          </wp:inline>
+        </w:drawing>
+      </w:r>
+    </w:p>
+    <w:p>
+      <w:pPr>
+        <w:spacing w:line="420" w:lineRule="auto"/>
+      </w:pPr>
+      <w:r>
+        <w:rPr>
+          <w:noProof/>
+          <w:lang w:eastAsia="zh-CN"/>
+        </w:rPr>
+        <w:lastRenderedPageBreak/>
+        <w:drawing>
+          <wp:inline distT="0" distB="0" distL="0" distR="0">
+            <wp:extent cx="5278120" cy="4879340"/>
+            <wp:effectExtent l="0" t="0" r="0" b="0"/>
+            <wp:docPr id="6" name="图片 6"/>
+            <wp:cNvGraphicFramePr>
+              <a:graphicFrameLocks xmlns:a="http://schemas.openxmlformats.org/drawingml/2006/main" noChangeAspect="1"/>
+            </wp:cNvGraphicFramePr>
+            <a:graphic xmlns:a="http://schemas.openxmlformats.org/drawingml/2006/main">
+              <a:graphicData uri="http://schemas.openxmlformats.org/drawingml/2006/picture">
+                <pic:pic xmlns:pic="http://schemas.openxmlformats.org/drawingml/2006/picture">
+                  <pic:nvPicPr>
+                    <pic:cNvPr id="6" name="screencapture-localhost-8001-urt-management-2026-08-20-16_38_41.png"/>
+                    <pic:cNvPicPr/>
+                  </pic:nvPicPr>
+                  <pic:blipFill>
+                    <a:blip r:embed="rId12">
+                      <a:extLst>
+                        <a:ext uri="{28A0092B-C50C-407E-A947-70E740481C1C}">
+                          <a14:useLocalDpi xmlns:a14="http://schemas.microsoft.com/office/drawing/2010/main" val="0"/>
+                        </a:ext>
+                      </a:extLst>
+                    </a:blip>
+                    <a:stretch>
+                      <a:fillRect/>
+                    </a:stretch>
+                  </pic:blipFill>
+                  <pic:spPr>
+                    <a:xfrm>
+                      <a:off x="0" y="0"/>
+                      <a:ext cx="5278120" cy="4879340"/>
+                    </a:xfrm>
+                    <a:prstGeom prst="rect">
+                      <a:avLst/>
+                    </a:prstGeom>
+                  </pic:spPr>
+                </pic:pic>
+              </a:graphicData>
+            </a:graphic>
+          </wp:inline>
+        </w:drawing>
+      </w:r>
+    </w:p>
+    <w:p>
+      <w:pPr>
+        <w:spacing w:line="420" w:lineRule="auto"/>
+      </w:pPr>
+      <w:r>
+        <w:rPr>
+          <w:noProof/>
+          <w:lang w:eastAsia="zh-CN"/>
+        </w:rPr>
+        <w:drawing>
+          <wp:inline distT="0" distB="0" distL="0" distR="0">
+            <wp:extent cx="5278120" cy="3260090"/>
+            <wp:effectExtent l="0" t="0" r="0" b="0"/>
+            <wp:docPr id="7" name="图片 7"/>
+            <wp:cNvGraphicFramePr>
+              <a:graphicFrameLocks xmlns:a="http://schemas.openxmlformats.org/drawingml/2006/main" noChangeAspect="1"/>
+            </wp:cNvGraphicFramePr>
+            <a:graphic xmlns:a="http://schemas.openxmlformats.org/drawingml/2006/main">
+              <a:graphicData uri="http://schemas.openxmlformats.org/drawingml/2006/picture">
+                <pic:pic xmlns:pic="http://schemas.openxmlformats.org/drawingml/2006/picture">
+                  <pic:nvPicPr>
+                    <pic:cNvPr id="7" name="screencapture-localhost-8001-urt-management-2026-08-20-16_39_44.png"/>
+                    <pic:cNvPicPr/>
+                  </pic:nvPicPr>
+                  <pic:blipFill>
+                    <a:blip r:embed="rId13">
+                      <a:extLst>
+                        <a:ext uri="{28A0092B-C50C-407E-A947-70E740481C1C}">
+                          <a14:useLocalDpi xmlns:a14="http://schemas.microsoft.com/office/drawing/2010/main" val="0"/>
+                        </a:ext>
+                      </a:extLst>
+                    </a:blip>
+                    <a:stretch>
+                      <a:fillRect/>
+                    </a:stretch>
+                  </pic:blipFill>
+                  <pic:spPr>
+                    <a:xfrm>
+                      <a:off x="0" y="0"/>
+                      <a:ext cx="5278120" cy="3260090"/>
+                    </a:xfrm>
+                    <a:prstGeom prst="rect">
+                      <a:avLst/>
+                    </a:prstGeom>
+                  </pic:spPr>
+                </pic:pic>
+              </a:graphicData>
+            </a:graphic>
+          </wp:inline>
+        </w:drawing>
+      </w:r>
+    </w:p>
+    <w:p>
+      <w:pPr>
+        <w:pStyle w:val="21"/>
+        <w:spacing w:after="240"/>
+        <w:rPr>
+          <w:rFonts w:ascii="宋体" w:eastAsia="宋体" w:hAnsi="宋体"/>
+          <w:sz w:val="32"/>
+        </w:rPr>
+      </w:pPr>
+      <w:r>
+        <w:rPr>
+          <w:rFonts w:ascii="宋体" w:eastAsia="宋体" w:hAnsi="宋体"/>
+          <w:sz w:val="32"/>
+        </w:rPr>
+        <w:lastRenderedPageBreak/>
         <w:t>9.3 数据流概要</w:t>
+      </w:r>
+    </w:p>
+    <w:p>
+      <w:pPr>
+        <w:spacing w:after="40" w:line="360" w:lineRule="auto"/>
+        <w:ind w:left="283"/>
+        <w:rPr>
+          <w:b/>
+        </w:rPr>
+      </w:pPr>
+      <w:r>
+        <w:rPr>
+          <w:rFonts w:ascii="Consolas" w:hAnsi="Consolas" w:cs="Consolas"/>
+          <w:b/>
+          <w:sz w:val="20"/>
+        </w:rPr>
+        <w:t>日线数据采集</w:t>
       </w:r>
     </w:p>
     <w:p>
@@ -11337,7 +11843,14 @@
           <w:rFonts w:ascii="Consolas" w:hAnsi="Consolas" w:cs="Consolas"/>
           <w:sz w:val="20"/>
         </w:rPr>
-        <w:t>日线数据采集</w:t>
+        <w:t xml:space="preserve">    → </w:t>
+      </w:r>
+      <w:r>
+        <w:rPr>
+          <w:rFonts w:ascii="Consolas" w:hAnsi="Consolas" w:cs="Consolas"/>
+          <w:sz w:val="20"/>
+        </w:rPr>
+        <w:t>日终信号预计算</w:t>
       </w:r>
     </w:p>
     <w:p>
@@ -11357,7 +11870,21 @@
           <w:rFonts w:ascii="Consolas" w:hAnsi="Consolas" w:cs="Consolas"/>
           <w:sz w:val="20"/>
         </w:rPr>
-        <w:t>日终信号预计算</w:t>
+        <w:t>信号缓存（</w:t>
+      </w:r>
+      <w:r>
+        <w:rPr>
+          <w:rFonts w:ascii="Consolas" w:hAnsi="Consolas" w:cs="Consolas"/>
+          <w:sz w:val="20"/>
+        </w:rPr>
+        <w:t>urt_signal_trace</w:t>
+      </w:r>
+      <w:r>
+        <w:rPr>
+          <w:rFonts w:ascii="Consolas" w:hAnsi="Consolas" w:cs="Consolas"/>
+          <w:sz w:val="20"/>
+        </w:rPr>
+        <w:t>）</w:t>
       </w:r>
     </w:p>
     <w:p>
@@ -11370,28 +11897,28 @@
           <w:rFonts w:ascii="Consolas" w:hAnsi="Consolas" w:cs="Consolas"/>
           <w:sz w:val="20"/>
         </w:rPr>
-        <w:t xml:space="preserve">    → </w:t>
+        <w:t xml:space="preserve">         ├→ </w:t>
       </w:r>
       <w:r>
         <w:rPr>
           <w:rFonts w:ascii="Consolas" w:hAnsi="Consolas" w:cs="Consolas"/>
           <w:sz w:val="20"/>
         </w:rPr>
-        <w:t>信号缓存（</w:t>
+        <w:t>用户选股</w:t>
       </w:r>
       <w:r>
         <w:rPr>
           <w:rFonts w:ascii="Consolas" w:hAnsi="Consolas" w:cs="Consolas"/>
           <w:sz w:val="20"/>
         </w:rPr>
-        <w:t>urt_signal_trace</w:t>
+        <w:t xml:space="preserve"> / </w:t>
       </w:r>
       <w:r>
         <w:rPr>
           <w:rFonts w:ascii="Consolas" w:hAnsi="Consolas" w:cs="Consolas"/>
           <w:sz w:val="20"/>
         </w:rPr>
-        <w:t>）</w:t>
+        <w:t>信号历史</w:t>
       </w:r>
     </w:p>
     <w:p>
@@ -11411,26 +11938,12 @@
           <w:rFonts w:ascii="Consolas" w:hAnsi="Consolas" w:cs="Consolas"/>
           <w:sz w:val="20"/>
         </w:rPr>
-        <w:t>用户选股</w:t>
-      </w:r>
-      <w:r>
-        <w:rPr>
-          <w:rFonts w:ascii="Consolas" w:hAnsi="Consolas" w:cs="Consolas"/>
-          <w:sz w:val="20"/>
-        </w:rPr>
-        <w:t xml:space="preserve"> / </w:t>
-      </w:r>
-      <w:r>
-        <w:rPr>
-          <w:rFonts w:ascii="Consolas" w:hAnsi="Consolas" w:cs="Consolas"/>
-          <w:sz w:val="20"/>
-        </w:rPr>
-        <w:t>信号历史</w:t>
+        <w:t>回测（可读缓存）</w:t>
       </w:r>
     </w:p>
     <w:p>
       <w:pPr>
-        <w:spacing w:after="40" w:line="324" w:lineRule="auto"/>
+        <w:spacing w:after="40" w:line="360" w:lineRule="auto"/>
         <w:ind w:left="283"/>
       </w:pPr>
       <w:r>
@@ -11438,48 +11951,345 @@
           <w:rFonts w:ascii="Consolas" w:hAnsi="Consolas" w:cs="Consolas"/>
           <w:sz w:val="20"/>
         </w:rPr>
-        <w:t xml:space="preserve">         ├→ </w:t>
+        <w:t xml:space="preserve">         └→ </w:t>
       </w:r>
       <w:r>
         <w:rPr>
           <w:rFonts w:ascii="Consolas" w:hAnsi="Consolas" w:cs="Consolas"/>
           <w:sz w:val="20"/>
         </w:rPr>
-        <w:t>回测（可读缓存）</w:t>
+        <w:t>自选股日报推送</w:t>
+      </w:r>
+      <w:r>
+        <w:rPr>
+          <w:rFonts w:ascii="Consolas" w:hAnsi="Consolas" w:cs="Consolas"/>
+          <w:sz w:val="20"/>
+        </w:rPr>
+        <w:t xml:space="preserve"> / </w:t>
+      </w:r>
+      <w:r>
+        <w:rPr>
+          <w:rFonts w:ascii="Consolas" w:hAnsi="Consolas" w:cs="Consolas"/>
+          <w:sz w:val="20"/>
+        </w:rPr>
+        <w:t>管理端报告导出</w:t>
       </w:r>
     </w:p>
     <w:p>
       <w:pPr>
-        <w:spacing w:after="40" w:line="324" w:lineRule="auto"/>
-        <w:ind w:left="283"/>
+        <w:spacing w:line="360" w:lineRule="auto"/>
+        <w:ind w:firstLine="420"/>
       </w:pPr>
       <w:r>
         <w:rPr>
-          <w:rFonts w:ascii="Consolas" w:hAnsi="Consolas" w:cs="Consolas"/>
-          <w:sz w:val="20"/>
-        </w:rPr>
-        <w:t xml:space="preserve">         └→ </w:t>
-      </w:r>
-      <w:r>
-        <w:rPr>
-          <w:rFonts w:ascii="Consolas" w:hAnsi="Consolas" w:cs="Consolas"/>
-          <w:sz w:val="20"/>
-        </w:rPr>
-        <w:t>自选股日报推送</w:t>
-      </w:r>
-      <w:r>
-        <w:rPr>
-          <w:rFonts w:ascii="Consolas" w:hAnsi="Consolas" w:cs="Consolas"/>
-          <w:sz w:val="20"/>
-        </w:rPr>
-        <w:t xml:space="preserve"> / </w:t>
-      </w:r>
-      <w:r>
-        <w:rPr>
-          <w:rFonts w:ascii="Consolas" w:hAnsi="Consolas" w:cs="Consolas"/>
-          <w:sz w:val="20"/>
-        </w:rPr>
-        <w:t>管理端报告导出</w:t>
+          <w:rFonts w:ascii="Times New Roman" w:hAnsi="Times New Roman" w:cs="Times New Roman"/>
+        </w:rPr>
+        <w:t>参数版本配置贯穿预计算、选股、回测及明细展示全流程。</w:t>
+      </w:r>
+    </w:p>
+    <w:p>
+      <w:pPr>
+        <w:pStyle w:val="1"/>
+        <w:numPr>
+          <w:ilvl w:val="0"/>
+          <w:numId w:val="10"/>
+        </w:numPr>
+        <w:rPr>
+          <w:rFonts w:ascii="宋体" w:eastAsia="宋体" w:hAnsi="宋体"/>
+          <w:sz w:val="36"/>
+        </w:rPr>
+      </w:pPr>
+      <w:r>
+        <w:rPr>
+          <w:rFonts w:ascii="宋体" w:eastAsia="宋体" w:hAnsi="宋体"/>
+          <w:sz w:val="36"/>
+        </w:rPr>
+        <w:t>验证结论与使用口径</w:t>
+      </w:r>
+    </w:p>
+    <w:p>
+      <w:pPr>
+        <w:pStyle w:val="21"/>
+        <w:spacing w:after="240"/>
+        <w:rPr>
+          <w:rFonts w:ascii="宋体" w:eastAsia="宋体" w:hAnsi="宋体"/>
+          <w:sz w:val="32"/>
+        </w:rPr>
+      </w:pPr>
+      <w:r>
+        <w:rPr>
+          <w:rFonts w:ascii="宋体" w:eastAsia="宋体" w:hAnsi="宋体"/>
+          <w:sz w:val="32"/>
+        </w:rPr>
+        <w:t>10.1 已形成的验证结论</w:t>
+      </w:r>
+    </w:p>
+    <w:p>
+      <w:pPr>
+        <w:spacing w:before="40" w:after="80" w:line="360" w:lineRule="auto"/>
+      </w:pPr>
+      <w:r>
+        <w:rPr>
+          <w:rFonts w:ascii="Times New Roman" w:hAnsi="Times New Roman" w:cs="Times New Roman"/>
+        </w:rPr>
+        <w:t xml:space="preserve">1. </w:t>
+      </w:r>
+      <w:r>
+        <w:rPr>
+          <w:rFonts w:ascii="Times New Roman" w:hAnsi="Times New Roman" w:cs="Times New Roman"/>
+        </w:rPr>
+        <w:t>以结构出场为主的全市场样本，在均盈亏、胜率、持有天数等指标上，整体优于早期纪律出场方案。</w:t>
+      </w:r>
+    </w:p>
+    <w:p>
+      <w:pPr>
+        <w:spacing w:before="40" w:after="80" w:line="360" w:lineRule="auto"/>
+      </w:pPr>
+      <w:r>
+        <w:rPr>
+          <w:rFonts w:ascii="Times New Roman" w:hAnsi="Times New Roman" w:cs="Times New Roman"/>
+        </w:rPr>
+        <w:t xml:space="preserve">2. </w:t>
+      </w:r>
+      <w:r>
+        <w:rPr>
+          <w:rFonts w:ascii="Times New Roman" w:hAnsi="Times New Roman" w:cs="Times New Roman"/>
+        </w:rPr>
+        <w:t>量能倍数低于</w:t>
+      </w:r>
+      <w:r>
+        <w:rPr>
+          <w:rFonts w:ascii="Times New Roman" w:hAnsi="Times New Roman" w:cs="Times New Roman"/>
+        </w:rPr>
+        <w:t xml:space="preserve"> 3.5 </w:t>
+      </w:r>
+      <w:r>
+        <w:rPr>
+          <w:rFonts w:ascii="Times New Roman" w:hAnsi="Times New Roman" w:cs="Times New Roman"/>
+        </w:rPr>
+        <w:t>的样本占比较高且表现偏弱，宜优先评估提高量能硬筛阈值。</w:t>
+      </w:r>
+    </w:p>
+    <w:p>
+      <w:pPr>
+        <w:spacing w:before="40" w:after="80" w:line="360" w:lineRule="auto"/>
+      </w:pPr>
+      <w:r>
+        <w:rPr>
+          <w:rFonts w:ascii="Times New Roman" w:hAnsi="Times New Roman" w:cs="Times New Roman"/>
+        </w:rPr>
+        <w:t xml:space="preserve">3. </w:t>
+      </w:r>
+      <w:r>
+        <w:rPr>
+          <w:rFonts w:ascii="Times New Roman" w:hAnsi="Times New Roman" w:cs="Times New Roman"/>
+        </w:rPr>
+        <w:t>近支撑止损触发偏密，宜评估「止损相对入场价至少下移</w:t>
+      </w:r>
+      <w:r>
+        <w:rPr>
+          <w:rFonts w:ascii="Times New Roman" w:hAnsi="Times New Roman" w:cs="Times New Roman"/>
+        </w:rPr>
+        <w:t xml:space="preserve"> 3%</w:t>
+      </w:r>
+      <w:r>
+        <w:rPr>
+          <w:rFonts w:ascii="Times New Roman" w:hAnsi="Times New Roman" w:cs="Times New Roman"/>
+        </w:rPr>
+        <w:t>～</w:t>
+      </w:r>
+      <w:r>
+        <w:rPr>
+          <w:rFonts w:ascii="Times New Roman" w:hAnsi="Times New Roman" w:cs="Times New Roman"/>
+        </w:rPr>
+        <w:t>4%</w:t>
+      </w:r>
+      <w:r>
+        <w:rPr>
+          <w:rFonts w:ascii="Times New Roman" w:hAnsi="Times New Roman" w:cs="Times New Roman"/>
+        </w:rPr>
+        <w:t>，否则回退固定止损」等规则。</w:t>
+      </w:r>
+    </w:p>
+    <w:p>
+      <w:pPr>
+        <w:pStyle w:val="21"/>
+        <w:spacing w:after="240"/>
+        <w:rPr>
+          <w:rFonts w:ascii="宋体" w:eastAsia="宋体" w:hAnsi="宋体"/>
+          <w:sz w:val="32"/>
+        </w:rPr>
+      </w:pPr>
+      <w:r>
+        <w:rPr>
+          <w:rFonts w:ascii="宋体" w:eastAsia="宋体" w:hAnsi="宋体"/>
+          <w:sz w:val="32"/>
+        </w:rPr>
+        <w:t>10.2 汇报与使用口径</w:t>
+      </w:r>
+    </w:p>
+    <w:p>
+      <w:pPr>
+        <w:spacing w:before="40" w:after="80" w:line="360" w:lineRule="auto"/>
+      </w:pPr>
+      <w:r>
+        <w:rPr>
+          <w:rFonts w:ascii="Times New Roman" w:hAnsi="Times New Roman" w:cs="Times New Roman"/>
+        </w:rPr>
+        <w:t xml:space="preserve">1. </w:t>
+      </w:r>
+      <w:r>
+        <w:rPr>
+          <w:rFonts w:ascii="Times New Roman" w:hAnsi="Times New Roman" w:cs="Times New Roman"/>
+          <w:b/>
+        </w:rPr>
+        <w:t>命中率模式</w:t>
+      </w:r>
+      <w:r>
+        <w:rPr>
+          <w:rFonts w:ascii="Times New Roman" w:hAnsi="Times New Roman" w:cs="Times New Roman"/>
+        </w:rPr>
+        <w:t>仅用于统计观察期内是否触及目标涨幅，不构成实盘持有建议。</w:t>
+      </w:r>
+    </w:p>
+    <w:p>
+      <w:pPr>
+        <w:spacing w:before="40" w:after="80" w:line="360" w:lineRule="auto"/>
+      </w:pPr>
+      <w:r>
+        <w:rPr>
+          <w:rFonts w:ascii="Times New Roman" w:hAnsi="Times New Roman" w:cs="Times New Roman"/>
+        </w:rPr>
+        <w:t xml:space="preserve">2. </w:t>
+      </w:r>
+      <w:r>
+        <w:rPr>
+          <w:rFonts w:ascii="Times New Roman" w:hAnsi="Times New Roman" w:cs="Times New Roman"/>
+          <w:b/>
+        </w:rPr>
+        <w:t>结构出场</w:t>
+      </w:r>
+      <w:r>
+        <w:rPr>
+          <w:rFonts w:ascii="Times New Roman" w:hAnsi="Times New Roman" w:cs="Times New Roman"/>
+        </w:rPr>
+        <w:t>与</w:t>
+      </w:r>
+      <w:r>
+        <w:rPr>
+          <w:rFonts w:ascii="Times New Roman" w:hAnsi="Times New Roman" w:cs="Times New Roman"/>
+          <w:b/>
+        </w:rPr>
+        <w:t>纪律出场</w:t>
+      </w:r>
+      <w:r>
+        <w:rPr>
+          <w:rFonts w:ascii="Times New Roman" w:hAnsi="Times New Roman" w:cs="Times New Roman"/>
+        </w:rPr>
+        <w:t>更接近可执行交易路径，宜作为策略验证主口径。</w:t>
+      </w:r>
+    </w:p>
+    <w:p>
+      <w:pPr>
+        <w:spacing w:before="40" w:after="80" w:line="360" w:lineRule="auto"/>
+      </w:pPr>
+      <w:r>
+        <w:rPr>
+          <w:rFonts w:ascii="Times New Roman" w:hAnsi="Times New Roman" w:cs="Times New Roman"/>
+        </w:rPr>
+        <w:t xml:space="preserve">3. </w:t>
+      </w:r>
+      <w:r>
+        <w:rPr>
+          <w:rFonts w:ascii="Times New Roman" w:hAnsi="Times New Roman" w:cs="Times New Roman"/>
+        </w:rPr>
+        <w:t>全市场回测若信号量级异常偏低（如仅数十～三百笔而缓存声称已覆盖五千股），须核对参数版本、硬闸严格度及预计算是否与生效配置一致，不宜直接作为主结论。</w:t>
+      </w:r>
+    </w:p>
+    <w:p>
+      <w:pPr>
+        <w:spacing w:before="40" w:after="80" w:line="360" w:lineRule="auto"/>
+      </w:pPr>
+      <w:r>
+        <w:rPr>
+          <w:rFonts w:ascii="Times New Roman" w:hAnsi="Times New Roman" w:cs="Times New Roman"/>
+        </w:rPr>
+        <w:t xml:space="preserve">4. </w:t>
+      </w:r>
+      <w:r>
+        <w:rPr>
+          <w:rFonts w:ascii="Times New Roman" w:hAnsi="Times New Roman" w:cs="Times New Roman"/>
+        </w:rPr>
+        <w:t>目标涨幅已支持区间配置：缺省</w:t>
+      </w:r>
+      <w:r>
+        <w:rPr>
+          <w:rFonts w:ascii="Times New Roman" w:hAnsi="Times New Roman" w:cs="Times New Roman"/>
+        </w:rPr>
+        <w:t xml:space="preserve"> 10%</w:t>
+      </w:r>
+      <w:r>
+        <w:rPr>
+          <w:rFonts w:ascii="Times New Roman" w:hAnsi="Times New Roman" w:cs="Times New Roman"/>
+        </w:rPr>
+        <w:t>～</w:t>
+      </w:r>
+      <w:r>
+        <w:rPr>
+          <w:rFonts w:ascii="Times New Roman" w:hAnsi="Times New Roman" w:cs="Times New Roman"/>
+        </w:rPr>
+        <w:t>10%</w:t>
+      </w:r>
+      <w:r>
+        <w:rPr>
+          <w:rFonts w:ascii="Times New Roman" w:hAnsi="Times New Roman" w:cs="Times New Roman"/>
+        </w:rPr>
+        <w:t>；配置为</w:t>
+      </w:r>
+      <w:r>
+        <w:rPr>
+          <w:rFonts w:ascii="Times New Roman" w:hAnsi="Times New Roman" w:cs="Times New Roman"/>
+        </w:rPr>
+        <w:t xml:space="preserve"> 5%</w:t>
+      </w:r>
+      <w:r>
+        <w:rPr>
+          <w:rFonts w:ascii="Times New Roman" w:hAnsi="Times New Roman" w:cs="Times New Roman"/>
+        </w:rPr>
+        <w:t>～</w:t>
+      </w:r>
+      <w:r>
+        <w:rPr>
+          <w:rFonts w:ascii="Times New Roman" w:hAnsi="Times New Roman" w:cs="Times New Roman"/>
+        </w:rPr>
+        <w:t xml:space="preserve">8% </w:t>
+      </w:r>
+      <w:r>
+        <w:rPr>
+          <w:rFonts w:ascii="Times New Roman" w:hAnsi="Times New Roman" w:cs="Times New Roman"/>
+        </w:rPr>
+        <w:t>时，表示最大涨幅须落在该区间内方计为区间命中。</w:t>
+      </w:r>
+    </w:p>
+    <w:p>
+      <w:pPr>
+        <w:pStyle w:val="1"/>
+        <w:numPr>
+          <w:ilvl w:val="0"/>
+          <w:numId w:val="10"/>
+        </w:numPr>
+        <w:rPr>
+          <w:rFonts w:ascii="宋体" w:eastAsia="宋体" w:hAnsi="宋体"/>
+          <w:sz w:val="36"/>
+        </w:rPr>
+      </w:pPr>
+      <w:r>
+        <w:rPr>
+          <w:rFonts w:ascii="宋体" w:eastAsia="宋体" w:hAnsi="宋体"/>
+          <w:sz w:val="36"/>
+        </w:rPr>
+        <w:lastRenderedPageBreak/>
+        <w:t>后续待优化功能</w:t>
       </w:r>
     </w:p>
     <w:p>
@@ -11491,368 +12301,75 @@
         <w:rPr>
           <w:rFonts w:ascii="Times New Roman" w:hAnsi="Times New Roman" w:cs="Times New Roman"/>
         </w:rPr>
-        <w:t>参数版本配置贯穿预计算、选股、回测及明细展示全流程。</w:t>
+        <w:t>下列事项按优先级排列，供下一阶段排期参考。状态定义：</w:t>
+      </w:r>
+      <w:r>
+        <w:rPr>
+          <w:rFonts w:ascii="Times New Roman" w:hAnsi="Times New Roman" w:cs="Times New Roman"/>
+          <w:b/>
+        </w:rPr>
+        <w:t>待开发</w:t>
+      </w:r>
+      <w:r>
+        <w:rPr>
+          <w:rFonts w:ascii="Times New Roman" w:hAnsi="Times New Roman" w:cs="Times New Roman"/>
+        </w:rPr>
+        <w:t>＝尚未实现；</w:t>
+      </w:r>
+      <w:r>
+        <w:rPr>
+          <w:rFonts w:ascii="Times New Roman" w:hAnsi="Times New Roman" w:cs="Times New Roman"/>
+          <w:b/>
+        </w:rPr>
+        <w:t>待产品确认</w:t>
+      </w:r>
+      <w:r>
+        <w:rPr>
+          <w:rFonts w:ascii="Times New Roman" w:hAnsi="Times New Roman" w:cs="Times New Roman"/>
+        </w:rPr>
+        <w:t>＝需先明确是否纳入范围；</w:t>
+      </w:r>
+      <w:r>
+        <w:rPr>
+          <w:rFonts w:ascii="Times New Roman" w:hAnsi="Times New Roman" w:cs="Times New Roman"/>
+          <w:b/>
+        </w:rPr>
+        <w:t>体验增强</w:t>
+      </w:r>
+      <w:r>
+        <w:rPr>
+          <w:rFonts w:ascii="Times New Roman" w:hAnsi="Times New Roman" w:cs="Times New Roman"/>
+        </w:rPr>
+        <w:t>＝非主链路阻塞项。</w:t>
       </w:r>
     </w:p>
     <w:p>
       <w:pPr>
-        <w:spacing w:before="400" w:after="240" w:line="420" w:lineRule="auto"/>
+        <w:pStyle w:val="21"/>
+        <w:spacing w:after="240"/>
+        <w:rPr>
+          <w:rFonts w:ascii="宋体" w:eastAsia="宋体" w:hAnsi="宋体"/>
+          <w:sz w:val="32"/>
+        </w:rPr>
       </w:pPr>
       <w:r>
         <w:rPr>
-          <w:rFonts w:ascii="黑体" w:eastAsia="黑体" w:hAnsi="黑体" w:cs="黑体"/>
-          <w:b/>
+          <w:rFonts w:ascii="宋体" w:eastAsia="宋体" w:hAnsi="宋体"/>
           <w:sz w:val="32"/>
         </w:rPr>
-        <w:t>十、验证结论与使用口径</w:t>
-      </w:r>
-    </w:p>
-    <w:p>
-      <w:pPr>
-        <w:spacing w:before="280" w:line="420" w:lineRule="auto"/>
-      </w:pPr>
-      <w:r>
-        <w:rPr>
-          <w:rFonts w:ascii="黑体" w:eastAsia="黑体" w:hAnsi="黑体" w:cs="黑体"/>
-          <w:b/>
-          <w:sz w:val="28"/>
-        </w:rPr>
-        <w:t>10.1 已形成的验证结论</w:t>
-      </w:r>
-    </w:p>
-    <w:p>
-      <w:pPr>
-        <w:spacing w:before="40" w:after="80" w:line="360" w:lineRule="auto"/>
-      </w:pPr>
-      <w:r>
-        <w:rPr>
-          <w:rFonts w:ascii="Times New Roman" w:hAnsi="Times New Roman" w:cs="Times New Roman"/>
-        </w:rPr>
-        <w:t xml:space="preserve">1. </w:t>
-      </w:r>
-      <w:r>
-        <w:rPr>
-          <w:rFonts w:ascii="Times New Roman" w:hAnsi="Times New Roman" w:cs="Times New Roman"/>
-        </w:rPr>
-        <w:t>以结构出场为主的全市场样本，在均盈亏、胜率、持有天数等指标上，整体优于早期纪律出场方案。</w:t>
-      </w:r>
-    </w:p>
-    <w:p>
-      <w:pPr>
-        <w:spacing w:before="40" w:after="80" w:line="360" w:lineRule="auto"/>
-      </w:pPr>
-      <w:r>
-        <w:rPr>
-          <w:rFonts w:ascii="Times New Roman" w:hAnsi="Times New Roman" w:cs="Times New Roman"/>
-        </w:rPr>
-        <w:t xml:space="preserve">2. </w:t>
-      </w:r>
-      <w:r>
-        <w:rPr>
-          <w:rFonts w:ascii="Times New Roman" w:hAnsi="Times New Roman" w:cs="Times New Roman"/>
-        </w:rPr>
-        <w:t>量能倍数低于</w:t>
-      </w:r>
-      <w:r>
-        <w:rPr>
-          <w:rFonts w:ascii="Times New Roman" w:hAnsi="Times New Roman" w:cs="Times New Roman"/>
-        </w:rPr>
-        <w:t xml:space="preserve"> 3.5 </w:t>
-      </w:r>
-      <w:r>
-        <w:rPr>
-          <w:rFonts w:ascii="Times New Roman" w:hAnsi="Times New Roman" w:cs="Times New Roman"/>
-        </w:rPr>
-        <w:t>的样本占比较高且表现偏弱，宜优先评估提高量能硬筛阈值。</w:t>
-      </w:r>
-    </w:p>
-    <w:p>
-      <w:pPr>
-        <w:spacing w:before="40" w:after="80" w:line="360" w:lineRule="auto"/>
-      </w:pPr>
-      <w:r>
-        <w:rPr>
-          <w:rFonts w:ascii="Times New Roman" w:hAnsi="Times New Roman" w:cs="Times New Roman"/>
-        </w:rPr>
-        <w:t xml:space="preserve">3. </w:t>
-      </w:r>
-      <w:r>
-        <w:rPr>
-          <w:rFonts w:ascii="Times New Roman" w:hAnsi="Times New Roman" w:cs="Times New Roman"/>
-        </w:rPr>
-        <w:t>近支撑止损触发偏密，宜评估「止损相对入场价至少下移</w:t>
-      </w:r>
-      <w:r>
-        <w:rPr>
-          <w:rFonts w:ascii="Times New Roman" w:hAnsi="Times New Roman" w:cs="Times New Roman"/>
-        </w:rPr>
-        <w:t xml:space="preserve"> 3%</w:t>
-      </w:r>
-      <w:r>
-        <w:rPr>
-          <w:rFonts w:ascii="Times New Roman" w:hAnsi="Times New Roman" w:cs="Times New Roman"/>
-        </w:rPr>
-        <w:t>～</w:t>
-      </w:r>
-      <w:r>
-        <w:rPr>
-          <w:rFonts w:ascii="Times New Roman" w:hAnsi="Times New Roman" w:cs="Times New Roman"/>
-        </w:rPr>
-        <w:t>4%</w:t>
-      </w:r>
-      <w:r>
-        <w:rPr>
-          <w:rFonts w:ascii="Times New Roman" w:hAnsi="Times New Roman" w:cs="Times New Roman"/>
-        </w:rPr>
-        <w:t>，否则回退固定止损」等规则。</w:t>
-      </w:r>
-    </w:p>
-    <w:p>
-      <w:pPr>
-        <w:spacing w:before="280" w:line="420" w:lineRule="auto"/>
-      </w:pPr>
-      <w:r>
-        <w:rPr>
-          <w:rFonts w:ascii="黑体" w:eastAsia="黑体" w:hAnsi="黑体" w:cs="黑体"/>
-          <w:b/>
-          <w:sz w:val="28"/>
-        </w:rPr>
-        <w:t>10.2 汇报与使用口径</w:t>
-      </w:r>
-    </w:p>
-    <w:p>
-      <w:pPr>
-        <w:spacing w:before="40" w:after="80" w:line="360" w:lineRule="auto"/>
-      </w:pPr>
-      <w:r>
-        <w:rPr>
-          <w:rFonts w:ascii="Times New Roman" w:hAnsi="Times New Roman" w:cs="Times New Roman"/>
-        </w:rPr>
-        <w:t xml:space="preserve">1. </w:t>
-      </w:r>
-      <w:r>
-        <w:rPr>
-          <w:rFonts w:ascii="Times New Roman" w:hAnsi="Times New Roman" w:cs="Times New Roman"/>
-          <w:b/>
-        </w:rPr>
-        <w:t>命中率模式</w:t>
-      </w:r>
-      <w:r>
-        <w:rPr>
-          <w:rFonts w:ascii="Times New Roman" w:hAnsi="Times New Roman" w:cs="Times New Roman"/>
-        </w:rPr>
-        <w:t>仅用于统计观察期内是否触及目标涨幅，不构成实盘持有建议。</w:t>
-      </w:r>
-    </w:p>
-    <w:p>
-      <w:pPr>
-        <w:spacing w:before="40" w:after="80" w:line="360" w:lineRule="auto"/>
-      </w:pPr>
-      <w:r>
-        <w:rPr>
-          <w:rFonts w:ascii="Times New Roman" w:hAnsi="Times New Roman" w:cs="Times New Roman"/>
-        </w:rPr>
-        <w:t xml:space="preserve">2. </w:t>
-      </w:r>
-      <w:r>
-        <w:rPr>
-          <w:rFonts w:ascii="Times New Roman" w:hAnsi="Times New Roman" w:cs="Times New Roman"/>
-          <w:b/>
-        </w:rPr>
-        <w:t>结构出场</w:t>
-      </w:r>
-      <w:r>
-        <w:rPr>
-          <w:rFonts w:ascii="Times New Roman" w:hAnsi="Times New Roman" w:cs="Times New Roman"/>
-        </w:rPr>
-        <w:t>与</w:t>
-      </w:r>
-      <w:r>
-        <w:rPr>
-          <w:rFonts w:ascii="Times New Roman" w:hAnsi="Times New Roman" w:cs="Times New Roman"/>
-          <w:b/>
-        </w:rPr>
-        <w:t>纪律出场</w:t>
-      </w:r>
-      <w:r>
-        <w:rPr>
-          <w:rFonts w:ascii="Times New Roman" w:hAnsi="Times New Roman" w:cs="Times New Roman"/>
-        </w:rPr>
-        <w:t>更接近可执行交易路径，宜作为策略验证主口径。</w:t>
-      </w:r>
-    </w:p>
-    <w:p>
-      <w:pPr>
-        <w:spacing w:before="40" w:after="80" w:line="360" w:lineRule="auto"/>
-      </w:pPr>
-      <w:r>
-        <w:rPr>
-          <w:rFonts w:ascii="Times New Roman" w:hAnsi="Times New Roman" w:cs="Times New Roman"/>
-        </w:rPr>
-        <w:lastRenderedPageBreak/>
-        <w:t xml:space="preserve">3. </w:t>
-      </w:r>
-      <w:r>
-        <w:rPr>
-          <w:rFonts w:ascii="Times New Roman" w:hAnsi="Times New Roman" w:cs="Times New Roman"/>
-        </w:rPr>
-        <w:t>全市场回测若信号量级异常偏低（如仅数十～三百笔而缓存声称已覆盖五千股），须核对参数版本、硬闸严格度及预计算是否与生效配置一致，不宜直接作为主结论。</w:t>
-      </w:r>
-    </w:p>
-    <w:p>
-      <w:pPr>
-        <w:spacing w:before="40" w:after="80" w:line="360" w:lineRule="auto"/>
-      </w:pPr>
-      <w:r>
-        <w:rPr>
-          <w:rFonts w:ascii="Times New Roman" w:hAnsi="Times New Roman" w:cs="Times New Roman"/>
-        </w:rPr>
-        <w:t xml:space="preserve">4. </w:t>
-      </w:r>
-      <w:r>
-        <w:rPr>
-          <w:rFonts w:ascii="Times New Roman" w:hAnsi="Times New Roman" w:cs="Times New Roman"/>
-        </w:rPr>
-        <w:t>目标涨幅已支持区间配置：缺省</w:t>
-      </w:r>
-      <w:r>
-        <w:rPr>
-          <w:rFonts w:ascii="Times New Roman" w:hAnsi="Times New Roman" w:cs="Times New Roman"/>
-        </w:rPr>
-        <w:t xml:space="preserve"> 10%</w:t>
-      </w:r>
-      <w:r>
-        <w:rPr>
-          <w:rFonts w:ascii="Times New Roman" w:hAnsi="Times New Roman" w:cs="Times New Roman"/>
-        </w:rPr>
-        <w:t>～</w:t>
-      </w:r>
-      <w:r>
-        <w:rPr>
-          <w:rFonts w:ascii="Times New Roman" w:hAnsi="Times New Roman" w:cs="Times New Roman"/>
-        </w:rPr>
-        <w:t>10%</w:t>
-      </w:r>
-      <w:r>
-        <w:rPr>
-          <w:rFonts w:ascii="Times New Roman" w:hAnsi="Times New Roman" w:cs="Times New Roman"/>
-        </w:rPr>
-        <w:t>；配置为</w:t>
-      </w:r>
-      <w:r>
-        <w:rPr>
-          <w:rFonts w:ascii="Times New Roman" w:hAnsi="Times New Roman" w:cs="Times New Roman"/>
-        </w:rPr>
-        <w:t xml:space="preserve"> 5%</w:t>
-      </w:r>
-      <w:r>
-        <w:rPr>
-          <w:rFonts w:ascii="Times New Roman" w:hAnsi="Times New Roman" w:cs="Times New Roman"/>
-        </w:rPr>
-        <w:t>～</w:t>
-      </w:r>
-      <w:r>
-        <w:rPr>
-          <w:rFonts w:ascii="Times New Roman" w:hAnsi="Times New Roman" w:cs="Times New Roman"/>
-        </w:rPr>
-        <w:t xml:space="preserve">8% </w:t>
-      </w:r>
-      <w:r>
-        <w:rPr>
-          <w:rFonts w:ascii="Times New Roman" w:hAnsi="Times New Roman" w:cs="Times New Roman"/>
-        </w:rPr>
-        <w:t>时，表示最大涨幅须落在该区间内方计为区间命中。</w:t>
-      </w:r>
-    </w:p>
-    <w:p>
-      <w:pPr>
-        <w:spacing w:before="400" w:after="240" w:line="420" w:lineRule="auto"/>
-      </w:pPr>
-      <w:r>
-        <w:rPr>
-          <w:rFonts w:ascii="黑体" w:eastAsia="黑体" w:hAnsi="黑体" w:cs="黑体"/>
-          <w:b/>
+        <w:t xml:space="preserve">11.1 </w:t>
+      </w:r>
+      <w:r>
+        <w:rPr>
+          <w:rFonts w:ascii="宋体" w:eastAsia="宋体" w:hAnsi="宋体"/>
           <w:sz w:val="32"/>
         </w:rPr>
-        <w:t>十一、后续待优化功能</w:t>
-      </w:r>
-    </w:p>
-    <w:p>
-      <w:pPr>
-        <w:spacing w:line="420" w:lineRule="auto"/>
-        <w:ind w:firstLine="420"/>
-      </w:pPr>
-      <w:r>
-        <w:rPr>
-          <w:rFonts w:ascii="Times New Roman" w:hAnsi="Times New Roman" w:cs="Times New Roman"/>
-        </w:rPr>
-        <w:t>下列事项按优先级排列，供下一阶段排期参考。状态定义：</w:t>
-      </w:r>
-      <w:r>
-        <w:rPr>
-          <w:rFonts w:ascii="Times New Roman" w:hAnsi="Times New Roman" w:cs="Times New Roman"/>
-          <w:b/>
-        </w:rPr>
-        <w:t>待开发</w:t>
-      </w:r>
-      <w:r>
-        <w:rPr>
-          <w:rFonts w:ascii="Times New Roman" w:hAnsi="Times New Roman" w:cs="Times New Roman"/>
-        </w:rPr>
-        <w:t>＝尚未实现；</w:t>
-      </w:r>
-      <w:r>
-        <w:rPr>
-          <w:rFonts w:ascii="Times New Roman" w:hAnsi="Times New Roman" w:cs="Times New Roman"/>
-          <w:b/>
-        </w:rPr>
-        <w:t>待产品确认</w:t>
-      </w:r>
-      <w:r>
-        <w:rPr>
-          <w:rFonts w:ascii="Times New Roman" w:hAnsi="Times New Roman" w:cs="Times New Roman"/>
-        </w:rPr>
-        <w:t>＝需先明确是否纳入范围；</w:t>
-      </w:r>
-      <w:r>
-        <w:rPr>
-          <w:rFonts w:ascii="Times New Roman" w:hAnsi="Times New Roman" w:cs="Times New Roman"/>
-          <w:b/>
-        </w:rPr>
-        <w:t>体验增强</w:t>
-      </w:r>
-      <w:r>
-        <w:rPr>
-          <w:rFonts w:ascii="Times New Roman" w:hAnsi="Times New Roman" w:cs="Times New Roman"/>
-        </w:rPr>
-        <w:t>＝非主链路阻塞项。</w:t>
-      </w:r>
-    </w:p>
-    <w:p>
-      <w:pPr>
-        <w:spacing w:before="280" w:line="420" w:lineRule="auto"/>
-      </w:pPr>
-      <w:r>
-        <w:rPr>
-          <w:rFonts w:ascii="黑体" w:eastAsia="黑体" w:hAnsi="黑体" w:cs="黑体"/>
-          <w:b/>
-          <w:sz w:val="28"/>
-        </w:rPr>
-        <w:t xml:space="preserve">11.1 </w:t>
-      </w:r>
-      <w:r>
-        <w:rPr>
-          <w:rFonts w:ascii="黑体" w:eastAsia="黑体" w:hAnsi="黑体" w:cs="黑体"/>
-          <w:b/>
-          <w:sz w:val="28"/>
-        </w:rPr>
         <w:t>策略与回测规则（</w:t>
       </w:r>
       <w:r>
         <w:rPr>
-          <w:rFonts w:ascii="黑体" w:eastAsia="黑体" w:hAnsi="黑体" w:cs="黑体"/>
-          <w:b/>
-          <w:sz w:val="28"/>
+          <w:rFonts w:ascii="宋体" w:eastAsia="宋体" w:hAnsi="宋体"/>
+          <w:sz w:val="32"/>
         </w:rPr>
         <w:t>优先）</w:t>
       </w:r>
@@ -12352,18 +12869,17 @@
     </w:tbl>
     <w:p>
       <w:pPr>
-        <w:spacing w:after="120" w:line="240" w:lineRule="auto"/>
+        <w:pStyle w:val="21"/>
+        <w:spacing w:after="240"/>
+        <w:rPr>
+          <w:rFonts w:ascii="宋体" w:eastAsia="宋体" w:hAnsi="宋体"/>
+          <w:sz w:val="32"/>
+        </w:rPr>
       </w:pPr>
-    </w:p>
-    <w:p>
-      <w:pPr>
-        <w:spacing w:before="280" w:line="420" w:lineRule="auto"/>
-      </w:pPr>
-      <w:r>
-        <w:rPr>
-          <w:rFonts w:ascii="黑体" w:eastAsia="黑体" w:hAnsi="黑体" w:cs="黑体"/>
-          <w:b/>
-          <w:sz w:val="28"/>
+      <w:r>
+        <w:rPr>
+          <w:rFonts w:ascii="宋体" w:eastAsia="宋体" w:hAnsi="宋体"/>
+          <w:sz w:val="32"/>
         </w:rPr>
         <w:t>11.2 产品覆盖面扩展</w:t>
       </w:r>
@@ -12570,7 +13086,6 @@
                 <w:rFonts w:ascii="Times New Roman" w:hAnsi="Times New Roman" w:cs="Times New Roman"/>
                 <w:sz w:val="21"/>
               </w:rPr>
-              <w:lastRenderedPageBreak/>
               <w:t>6</w:t>
             </w:r>
           </w:p>
@@ -12811,18 +13326,17 @@
     </w:tbl>
     <w:p>
       <w:pPr>
-        <w:spacing w:after="120" w:line="240" w:lineRule="auto"/>
+        <w:pStyle w:val="21"/>
+        <w:spacing w:after="240"/>
+        <w:rPr>
+          <w:rFonts w:ascii="宋体" w:eastAsia="宋体" w:hAnsi="宋体"/>
+          <w:sz w:val="32"/>
+        </w:rPr>
       </w:pPr>
-    </w:p>
-    <w:p>
-      <w:pPr>
-        <w:spacing w:before="280" w:line="420" w:lineRule="auto"/>
-      </w:pPr>
-      <w:r>
-        <w:rPr>
-          <w:rFonts w:ascii="黑体" w:eastAsia="黑体" w:hAnsi="黑体" w:cs="黑体"/>
-          <w:b/>
-          <w:sz w:val="28"/>
+      <w:r>
+        <w:rPr>
+          <w:rFonts w:ascii="宋体" w:eastAsia="宋体" w:hAnsi="宋体"/>
+          <w:sz w:val="32"/>
         </w:rPr>
         <w:t>11.3 体验与管理端增强</w:t>
       </w:r>
@@ -12942,6 +13456,7 @@
                 <w:rFonts w:ascii="Times New Roman" w:hAnsi="Times New Roman" w:cs="Times New Roman"/>
                 <w:sz w:val="21"/>
               </w:rPr>
+              <w:lastRenderedPageBreak/>
               <w:t>9</w:t>
             </w:r>
           </w:p>
@@ -13269,20 +13784,23 @@
     </w:tbl>
     <w:p>
       <w:pPr>
-        <w:spacing w:after="120" w:line="240" w:lineRule="auto"/>
+        <w:pStyle w:val="1"/>
+        <w:numPr>
+          <w:ilvl w:val="0"/>
+          <w:numId w:val="10"/>
+        </w:numPr>
+        <w:spacing w:after="240"/>
+        <w:rPr>
+          <w:rFonts w:ascii="宋体" w:eastAsia="宋体" w:hAnsi="宋体"/>
+          <w:sz w:val="36"/>
+        </w:rPr>
       </w:pPr>
-    </w:p>
-    <w:p>
-      <w:pPr>
-        <w:spacing w:before="400" w:after="240" w:line="420" w:lineRule="auto"/>
-      </w:pPr>
-      <w:r>
-        <w:rPr>
-          <w:rFonts w:ascii="黑体" w:eastAsia="黑体" w:hAnsi="黑体" w:cs="黑体"/>
-          <w:b/>
-          <w:sz w:val="32"/>
-        </w:rPr>
-        <w:t>十二、待跟踪事项</w:t>
+      <w:r>
+        <w:rPr>
+          <w:rFonts w:ascii="宋体" w:eastAsia="宋体" w:hAnsi="宋体"/>
+          <w:sz w:val="36"/>
+        </w:rPr>
+        <w:t>待跟踪事项</w:t>
       </w:r>
     </w:p>
     <w:tbl>
@@ -13455,7 +13973,7 @@
                 <w:rFonts w:ascii="Times New Roman" w:hAnsi="Times New Roman" w:cs="Times New Roman"/>
                 <w:sz w:val="21"/>
               </w:rPr>
-              <w:t>、止损距离、冷却</w:t>
+              <w:t>、止损距离</w:t>
             </w:r>
           </w:p>
         </w:tc>
@@ -13662,7 +14180,7 @@
                 <w:rFonts w:ascii="Times New Roman" w:hAnsi="Times New Roman" w:cs="Times New Roman"/>
                 <w:sz w:val="21"/>
               </w:rPr>
-              <w:t>产品缺口确认闭环</w:t>
+              <w:t>回测报告归档口径</w:t>
             </w:r>
           </w:p>
         </w:tc>
@@ -13679,50 +14197,7 @@
                 <w:rFonts w:ascii="Times New Roman" w:hAnsi="Times New Roman" w:cs="Times New Roman"/>
                 <w:sz w:val="21"/>
               </w:rPr>
-              <w:t xml:space="preserve">ETF / </w:t>
-            </w:r>
-            <w:r>
-              <w:rPr>
-                <w:rFonts w:ascii="Times New Roman" w:hAnsi="Times New Roman" w:cs="Times New Roman"/>
-                <w:sz w:val="21"/>
-              </w:rPr>
-              <w:t>版本池</w:t>
-            </w:r>
-            <w:r>
-              <w:rPr>
-                <w:rFonts w:ascii="Times New Roman" w:hAnsi="Times New Roman" w:cs="Times New Roman"/>
-                <w:sz w:val="21"/>
-              </w:rPr>
-              <w:t xml:space="preserve"> / </w:t>
-            </w:r>
-            <w:r>
-              <w:rPr>
-                <w:rFonts w:ascii="Times New Roman" w:hAnsi="Times New Roman" w:cs="Times New Roman"/>
-                <w:sz w:val="21"/>
-              </w:rPr>
-              <w:t>港股扩展形成「做</w:t>
-            </w:r>
-            <w:r>
-              <w:rPr>
-                <w:rFonts w:ascii="Times New Roman" w:hAnsi="Times New Roman" w:cs="Times New Roman"/>
-                <w:sz w:val="21"/>
-              </w:rPr>
-              <w:t xml:space="preserve"> </w:t>
-            </w:r>
-            <w:r>
-              <w:rPr>
-                <w:rFonts w:ascii="Times New Roman" w:hAnsi="Times New Roman" w:cs="Times New Roman"/>
-                <w:sz w:val="21"/>
-              </w:rPr>
-              <w:lastRenderedPageBreak/>
-              <w:t xml:space="preserve">/ </w:t>
-            </w:r>
-            <w:r>
-              <w:rPr>
-                <w:rFonts w:ascii="Times New Roman" w:hAnsi="Times New Roman" w:cs="Times New Roman"/>
-                <w:sz w:val="21"/>
-              </w:rPr>
-              <w:t>不做」结论</w:t>
+              <w:t>关缓存或信号异常偏低任务不宜作主结论</w:t>
             </w:r>
           </w:p>
         </w:tc>
@@ -13744,64 +14219,7 @@
                 <w:rFonts w:ascii="Times New Roman" w:hAnsi="Times New Roman" w:cs="Times New Roman"/>
                 <w:sz w:val="21"/>
               </w:rPr>
-              <w:lastRenderedPageBreak/>
               <w:t>6</w:t>
-            </w:r>
-          </w:p>
-        </w:tc>
-        <w:tc>
-          <w:tcPr>
-            <w:tcW w:w="3022" w:type="dxa"/>
-          </w:tcPr>
-          <w:p>
-            <w:pPr>
-              <w:spacing w:before="60" w:after="60" w:line="324" w:lineRule="auto"/>
-            </w:pPr>
-            <w:r>
-              <w:rPr>
-                <w:rFonts w:ascii="Times New Roman" w:hAnsi="Times New Roman" w:cs="Times New Roman"/>
-                <w:sz w:val="21"/>
-              </w:rPr>
-              <w:t>回测报告归档口径</w:t>
-            </w:r>
-          </w:p>
-        </w:tc>
-        <w:tc>
-          <w:tcPr>
-            <w:tcW w:w="3245" w:type="dxa"/>
-          </w:tcPr>
-          <w:p>
-            <w:pPr>
-              <w:spacing w:before="60" w:after="60" w:line="324" w:lineRule="auto"/>
-            </w:pPr>
-            <w:r>
-              <w:rPr>
-                <w:rFonts w:ascii="Times New Roman" w:hAnsi="Times New Roman" w:cs="Times New Roman"/>
-                <w:sz w:val="21"/>
-              </w:rPr>
-              <w:t>关缓存或信号异常偏低任务不宜作主结论</w:t>
-            </w:r>
-          </w:p>
-        </w:tc>
-      </w:tr>
-      <w:tr>
-        <w:trPr>
-          <w:jc w:val="center"/>
-        </w:trPr>
-        <w:tc>
-          <w:tcPr>
-            <w:tcW w:w="1134" w:type="dxa"/>
-          </w:tcPr>
-          <w:p>
-            <w:pPr>
-              <w:spacing w:before="60" w:after="60" w:line="324" w:lineRule="auto"/>
-            </w:pPr>
-            <w:r>
-              <w:rPr>
-                <w:rFonts w:ascii="Times New Roman" w:hAnsi="Times New Roman" w:cs="Times New Roman"/>
-                <w:sz w:val="21"/>
-              </w:rPr>
-              <w:t>7</w:t>
             </w:r>
           </w:p>
         </w:tc>
@@ -14034,37 +14452,55 @@
         <w:rPr>
           <w:rFonts w:ascii="Times New Roman" w:hAnsi="Times New Roman" w:cs="Times New Roman"/>
         </w:rPr>
-        <w:t>止损后冷却规则；</w:t>
+        <w:t>纪律出场新参仅作对照，不再作为主结论口径。</w:t>
       </w:r>
     </w:p>
     <w:p>
       <w:pPr>
-        <w:spacing w:before="40" w:after="80" w:line="360" w:lineRule="auto"/>
+        <w:pStyle w:val="1"/>
+        <w:rPr>
+          <w:sz w:val="36"/>
+        </w:rPr>
       </w:pPr>
       <w:r>
         <w:rPr>
-          <w:rFonts w:ascii="Times New Roman" w:hAnsi="Times New Roman" w:cs="Times New Roman"/>
-        </w:rPr>
-        <w:t xml:space="preserve">4. </w:t>
-      </w:r>
-      <w:r>
-        <w:rPr>
-          <w:rFonts w:ascii="Times New Roman" w:hAnsi="Times New Roman" w:cs="Times New Roman"/>
-        </w:rPr>
-        <w:t>纪律出场新参仅作对照，不再作为主结论口径。</w:t>
-      </w:r>
-    </w:p>
-    <w:p>
-      <w:pPr>
-        <w:spacing w:before="400" w:after="240" w:line="420" w:lineRule="auto"/>
-      </w:pPr>
-      <w:r>
-        <w:rPr>
-          <w:rFonts w:ascii="黑体" w:eastAsia="黑体" w:hAnsi="黑体" w:cs="黑体"/>
-          <w:b/>
-          <w:sz w:val="32"/>
-        </w:rPr>
-        <w:t>附录 A　关键缺省参数</w:t>
+          <w:sz w:val="36"/>
+        </w:rPr>
+        <w:lastRenderedPageBreak/>
+        <w:t>附</w:t>
+      </w:r>
+      <w:r>
+        <w:rPr>
+          <w:rFonts w:ascii="微软雅黑" w:eastAsia="微软雅黑" w:hAnsi="微软雅黑" w:cs="微软雅黑" w:hint="eastAsia"/>
+          <w:sz w:val="36"/>
+        </w:rPr>
+        <w:t>录</w:t>
+      </w:r>
+      <w:r>
+        <w:rPr>
+          <w:sz w:val="36"/>
+        </w:rPr>
+        <w:t xml:space="preserve"> A</w:t>
+      </w:r>
+      <w:r>
+        <w:rPr>
+          <w:sz w:val="36"/>
+        </w:rPr>
+        <w:t xml:space="preserve">　关</w:t>
+      </w:r>
+      <w:r>
+        <w:rPr>
+          <w:rFonts w:ascii="微软雅黑" w:eastAsia="微软雅黑" w:hAnsi="微软雅黑" w:cs="微软雅黑" w:hint="eastAsia"/>
+          <w:sz w:val="36"/>
+        </w:rPr>
+        <w:t>键</w:t>
+      </w:r>
+      <w:r>
+        <w:rPr>
+          <w:rFonts w:ascii="MS Gothic" w:eastAsia="MS Gothic" w:hAnsi="MS Gothic" w:cs="MS Gothic" w:hint="eastAsia"/>
+          <w:sz w:val="36"/>
+        </w:rPr>
+        <w:t>缺省参数</w:t>
       </w:r>
     </w:p>
     <w:tbl>
@@ -14822,7 +15258,6 @@
                 <w:rFonts w:ascii="Times New Roman" w:hAnsi="Times New Roman" w:cs="Times New Roman"/>
                 <w:sz w:val="21"/>
               </w:rPr>
-              <w:lastRenderedPageBreak/>
               <w:t>纪律出场：价格止损</w:t>
             </w:r>
           </w:p>
@@ -14994,15 +15429,49 @@
     </w:p>
     <w:p>
       <w:pPr>
-        <w:spacing w:before="400" w:after="240" w:line="420" w:lineRule="auto"/>
+        <w:pStyle w:val="1"/>
+        <w:rPr>
+          <w:sz w:val="36"/>
+        </w:rPr>
       </w:pPr>
       <w:r>
         <w:rPr>
-          <w:rFonts w:ascii="黑体" w:eastAsia="黑体" w:hAnsi="黑体" w:cs="黑体"/>
-          <w:b/>
-          <w:sz w:val="32"/>
-        </w:rPr>
-        <w:t>附录 B　相关技术文档</w:t>
+          <w:sz w:val="36"/>
+        </w:rPr>
+        <w:t>附</w:t>
+      </w:r>
+      <w:r>
+        <w:rPr>
+          <w:rFonts w:ascii="微软雅黑" w:eastAsia="微软雅黑" w:hAnsi="微软雅黑" w:cs="微软雅黑" w:hint="eastAsia"/>
+          <w:sz w:val="36"/>
+        </w:rPr>
+        <w:t>录</w:t>
+      </w:r>
+      <w:r>
+        <w:rPr>
+          <w:sz w:val="36"/>
+        </w:rPr>
+        <w:t xml:space="preserve"> B</w:t>
+      </w:r>
+      <w:r>
+        <w:rPr>
+          <w:sz w:val="36"/>
+        </w:rPr>
+        <w:t xml:space="preserve">　相关技</w:t>
+      </w:r>
+      <w:r>
+        <w:rPr>
+          <w:rFonts w:ascii="微软雅黑" w:eastAsia="微软雅黑" w:hAnsi="微软雅黑" w:cs="微软雅黑" w:hint="eastAsia"/>
+          <w:sz w:val="36"/>
+        </w:rPr>
+        <w:t>术</w:t>
+      </w:r>
+      <w:r>
+        <w:rPr>
+          <w:rFonts w:ascii="MS Gothic" w:eastAsia="MS Gothic" w:hAnsi="MS Gothic" w:cs="MS Gothic" w:hint="eastAsia"/>
+          <w:sz w:val="36"/>
+        </w:rPr>
+        <w:t>文档</w:t>
       </w:r>
     </w:p>
     <w:tbl>
@@ -15290,6 +15759,7 @@
                 <w:rFonts w:ascii="Times New Roman" w:hAnsi="Times New Roman" w:cs="Times New Roman"/>
                 <w:sz w:val="21"/>
               </w:rPr>
+              <w:lastRenderedPageBreak/>
               <w:t>docs/strategies/urt/URT_GMS</w:t>
             </w:r>
             <w:r>
@@ -15584,7 +16054,16 @@
           <w:color w:val="555555"/>
           <w:sz w:val="21"/>
         </w:rPr>
-        <w:t>退出规则，再述交付范围、界面入口与后续事项。参数变更或产品确认「做</w:t>
+        <w:t>退出规则，再述交付范围、界面入口与后续事项。参数变更或</w:t>
+      </w:r>
+      <w:r>
+        <w:rPr>
+          <w:rFonts w:ascii="Times New Roman" w:hAnsi="Times New Roman" w:cs="Times New Roman" w:hint="eastAsia"/>
+          <w:color w:val="555555"/>
+          <w:sz w:val="21"/>
+          <w:lang w:eastAsia="zh-CN"/>
+        </w:rPr>
+        <w:t>需求变更</w:t>
       </w:r>
       <w:r>
         <w:rPr>
@@ -15592,15 +16071,7 @@
           <w:color w:val="555555"/>
           <w:sz w:val="21"/>
         </w:rPr>
-        <w:t xml:space="preserve"> / </w:t>
-      </w:r>
-      <w:r>
-        <w:rPr>
-          <w:rFonts w:ascii="Times New Roman" w:hAnsi="Times New Roman" w:cs="Times New Roman"/>
-          <w:color w:val="555555"/>
-          <w:sz w:val="21"/>
-        </w:rPr>
-        <w:t>不做」后，须同步更新第十一、十二节及附录</w:t>
+        <w:t>后，须同步更新第十一、十二节及附录</w:t>
       </w:r>
       <w:r>
         <w:rPr>
@@ -15852,6 +16323,92 @@
       </w:rPr>
     </w:lvl>
   </w:abstractNum>
+  <w:abstractNum w:abstractNumId="9" w15:restartNumberingAfterBreak="0">
+    <w:nsid w:val="1ECA7563"/>
+    <w:multiLevelType w:val="hybridMultilevel"/>
+    <w:tmpl w:val="2B782A3A"/>
+    <w:lvl w:ilvl="0" w:tplc="0409000F">
+      <w:start w:val="1"/>
+      <w:numFmt w:val="decimal"/>
+      <w:lvlText w:val="%1."/>
+      <w:lvlJc w:val="left"/>
+      <w:pPr>
+        <w:ind w:left="420" w:hanging="420"/>
+      </w:pPr>
+    </w:lvl>
+    <w:lvl w:ilvl="1" w:tplc="04090019" w:tentative="1">
+      <w:start w:val="1"/>
+      <w:numFmt w:val="lowerLetter"/>
+      <w:lvlText w:val="%2)"/>
+      <w:lvlJc w:val="left"/>
+      <w:pPr>
+        <w:ind w:left="840" w:hanging="420"/>
+      </w:pPr>
+    </w:lvl>
+    <w:lvl w:ilvl="2" w:tplc="0409001B" w:tentative="1">
+      <w:start w:val="1"/>
+      <w:numFmt w:val="lowerRoman"/>
+      <w:lvlText w:val="%3."/>
+      <w:lvlJc w:val="right"/>
+      <w:pPr>
+        <w:ind w:left="1260" w:hanging="420"/>
+      </w:pPr>
+    </w:lvl>
+    <w:lvl w:ilvl="3" w:tplc="0409000F" w:tentative="1">
+      <w:start w:val="1"/>
+      <w:numFmt w:val="decimal"/>
+      <w:lvlText w:val="%4."/>
+      <w:lvlJc w:val="left"/>
+      <w:pPr>
+        <w:ind w:left="1680" w:hanging="420"/>
+      </w:pPr>
+    </w:lvl>
+    <w:lvl w:ilvl="4" w:tplc="04090019" w:tentative="1">
+      <w:start w:val="1"/>
+      <w:numFmt w:val="lowerLetter"/>
+      <w:lvlText w:val="%5)"/>
+      <w:lvlJc w:val="left"/>
+      <w:pPr>
+        <w:ind w:left="2100" w:hanging="420"/>
+      </w:pPr>
+    </w:lvl>
+    <w:lvl w:ilvl="5" w:tplc="0409001B" w:tentative="1">
+      <w:start w:val="1"/>
+      <w:numFmt w:val="lowerRoman"/>
+      <w:lvlText w:val="%6."/>
+      <w:lvlJc w:val="right"/>
+      <w:pPr>
+        <w:ind w:left="2520" w:hanging="420"/>
+      </w:pPr>
+    </w:lvl>
+    <w:lvl w:ilvl="6" w:tplc="0409000F" w:tentative="1">
+      <w:start w:val="1"/>
+      <w:numFmt w:val="decimal"/>
+      <w:lvlText w:val="%7."/>
+      <w:lvlJc w:val="left"/>
+      <w:pPr>
+        <w:ind w:left="2940" w:hanging="420"/>
+      </w:pPr>
+    </w:lvl>
+    <w:lvl w:ilvl="7" w:tplc="04090019" w:tentative="1">
+      <w:start w:val="1"/>
+      <w:numFmt w:val="lowerLetter"/>
+      <w:lvlText w:val="%8)"/>
+      <w:lvlJc w:val="left"/>
+      <w:pPr>
+        <w:ind w:left="3360" w:hanging="420"/>
+      </w:pPr>
+    </w:lvl>
+    <w:lvl w:ilvl="8" w:tplc="0409001B" w:tentative="1">
+      <w:start w:val="1"/>
+      <w:numFmt w:val="lowerRoman"/>
+      <w:lvlText w:val="%9."/>
+      <w:lvlJc w:val="right"/>
+      <w:pPr>
+        <w:ind w:left="3780" w:hanging="420"/>
+      </w:pPr>
+    </w:lvl>
+  </w:abstractNum>
   <w:num w:numId="1">
     <w:abstractNumId w:val="8"/>
   </w:num>
@@ -15878,6 +16435,9 @@
   </w:num>
   <w:num w:numId="9">
     <w:abstractNumId w:val="0"/>
+  </w:num>
+  <w:num w:numId="10">
+    <w:abstractNumId w:val="9"/>
   </w:num>
 </w:numbering>
 </file>
@@ -27588,7 +28148,7 @@
 </file>
 
 <file path=customXml/itemProps1.xml><?xml version="1.0" encoding="utf-8"?>
-<ds:datastoreItem xmlns:ds="http://schemas.openxmlformats.org/officeDocument/2006/customXml" ds:itemID="{75E455A7-E083-4892-9438-C02B30C7B9D6}">
+<ds:datastoreItem xmlns:ds="http://schemas.openxmlformats.org/officeDocument/2006/customXml" ds:itemID="{4810DBBF-63A9-4142-B239-C86A35EDE738}">
   <ds:schemaRefs>
     <ds:schemaRef ds:uri="http://schemas.openxmlformats.org/officeDocument/2006/bibliography"/>
   </ds:schemaRefs>
